--- a/spa/docx/019.content.docx
+++ b/spa/docx/019.content.docx
@@ -226,16 +226,827 @@
       </w:r>
       <w:r>
         <w:rPr>
+          <w:lang w:val="es_ES" w:bidi="es_ES"/>
+        </w:rPr>
+        <w:t>israelitas</w:t>
+      </w:r>
+      <w:r>
+        <w:rPr>
+          <w:lang w:val="es_ES" w:bidi="es_ES"/>
+        </w:rPr>
+        <w:t xml:space="preserve"> adoraban a Dios. Otro nombre para el tabernáculo es "tienda de la reunión", porque esta tienda era el lugar donde los israelitas podían encontrarse con Dios.</w:t>
+      </w:r>
+    </w:p>
+    <w:p>
+      <w:pPr/>
+      <w:r>
+        <w:rPr>
+          <w:lang w:val="es_ES" w:bidi="es_ES"/>
+        </w:rPr>
+      </w:r>
+      <w:r>
+        <w:rPr>
+          <w:lang w:val="es_ES" w:bidi="es_ES"/>
+        </w:rPr>
+        <w:t xml:space="preserve">Varios miles de años antes del nacimiento de Jesús, Dios había liberado a los descendientes de </w:t>
+      </w:r>
+      <w:r>
+        <w:rPr>
+          <w:lang w:val="es_ES" w:bidi="es_ES"/>
+        </w:rPr>
+        <w:t>Abraham</w:t>
+      </w:r>
+      <w:r>
+        <w:rPr>
+          <w:lang w:val="es_ES" w:bidi="es_ES"/>
+        </w:rPr>
+        <w:t xml:space="preserve">, los israelitas, de la esclavitud en Egipto. El líder de los israelitas era Moisés. Dios le dio instrucciones a Moisés sobre cuál era la manera correcta para que los israelitas </w:t>
+      </w:r>
+      <w:r>
+        <w:rPr>
+          <w:lang w:val="es_ES" w:bidi="es_ES"/>
+        </w:rPr>
+        <w:t>adoraran</w:t>
+      </w:r>
+      <w:r>
+        <w:rPr>
+          <w:lang w:val="es_ES" w:bidi="es_ES"/>
+        </w:rPr>
+        <w:t xml:space="preserve"> a Dios. Como Dios es santo, y las personas son </w:t>
+      </w:r>
+      <w:r>
+        <w:rPr>
+          <w:lang w:val="es_ES" w:bidi="es_ES"/>
+        </w:rPr>
+        <w:t>pecadoras</w:t>
+      </w:r>
+      <w:r>
+        <w:rPr>
+          <w:lang w:val="es_ES" w:bidi="es_ES"/>
+        </w:rPr>
+        <w:t xml:space="preserve">, las personas no pueden venir a Dios simplemente como son. Dios no puede soportar el pecado, y cualquier persona que viniera a Dios directamente moriría. Pero Dios hizo posible que las personas vinieran a él, en ese momento, a través de </w:t>
+      </w:r>
+      <w:r>
+        <w:rPr>
+          <w:lang w:val="es_ES" w:bidi="es_ES"/>
+        </w:rPr>
+        <w:t>sacrificios</w:t>
+      </w:r>
+      <w:r>
+        <w:rPr>
+          <w:lang w:val="es_ES" w:bidi="es_ES"/>
+        </w:rPr>
+        <w:t xml:space="preserve"> y otros rituales que </w:t>
+      </w:r>
+      <w:r>
+        <w:rPr>
+          <w:lang w:val="es_ES" w:bidi="es_ES"/>
+        </w:rPr>
+        <w:t>limpiaban</w:t>
+      </w:r>
+      <w:r>
+        <w:rPr>
+          <w:lang w:val="es_ES" w:bidi="es_ES"/>
+        </w:rPr>
+        <w:t xml:space="preserve"> a las personas. Cuando las personas eran ritualmente limpias, eso significaba que eran aceptables ante Dios.</w:t>
+      </w:r>
+    </w:p>
+    <w:p>
+      <w:pPr/>
+      <w:r>
+        <w:rPr>
+          <w:lang w:val="es_ES" w:bidi="es_ES"/>
+        </w:rPr>
+      </w:r>
+      <w:r>
+        <w:rPr>
+          <w:lang w:val="es_ES" w:bidi="es_ES"/>
+        </w:rPr>
+        <w:t>Dios le dijo a Moisés que hiciera una tienda de campaña especial que fuera el lugar donde las personas pudieran encontrarse con Dios de manera segura. Este era el tabernáculo. Las personas hacían el tabernáculo con paneles de madera que estaban cubiertos de oro. Encima de la construcción colocaban hermosas piezas de tela. Cada vez que el pueblo viajaba, desmontaban el tabernáculo y llevaban las partes del tabernáculo con ellos en sus hombros. Cuando llegaban al siguiente lugar, lo volvían a montar.</w:t>
+      </w:r>
+    </w:p>
+    <w:p>
+      <w:pPr/>
+      <w:r>
+        <w:rPr>
+          <w:lang w:val="es_ES" w:bidi="es_ES"/>
+        </w:rPr>
+      </w:r>
+      <w:r>
+        <w:rPr>
+          <w:lang w:val="es_ES" w:bidi="es_ES"/>
+        </w:rPr>
+        <w:t xml:space="preserve">Los </w:t>
+      </w:r>
+      <w:r>
+        <w:rPr>
+          <w:lang w:val="es_ES" w:bidi="es_ES"/>
+        </w:rPr>
+        <w:t>sacerdotes</w:t>
+      </w:r>
+      <w:r>
+        <w:rPr>
+          <w:lang w:val="es_ES" w:bidi="es_ES"/>
+        </w:rPr>
+        <w:t xml:space="preserve"> eran personas especiales que trabajaban en el tabernáculo. Los sacerdotes hacían posible que las personas vinieran ante Dios y tuvieran una buena relación con Dios. Los sacerdotes hacían esto ofreciendo sacrificios en nombre del pueblo y enseñando a las personas cómo vivir.</w:t>
+      </w:r>
+    </w:p>
+    <w:p>
+      <w:pPr/>
+      <w:r>
+        <w:rPr>
+          <w:lang w:val="es_ES" w:bidi="es_ES"/>
+        </w:rPr>
+      </w:r>
+      <w:r>
+        <w:rPr>
+          <w:lang w:val="es_ES" w:bidi="es_ES"/>
+        </w:rPr>
+        <w:t xml:space="preserve">En frente del tabernáculo había un patio. En el patio había un </w:t>
+      </w:r>
+      <w:r>
+        <w:rPr>
+          <w:lang w:val="es_ES" w:bidi="es_ES"/>
+        </w:rPr>
+        <w:t>altar</w:t>
+      </w:r>
+      <w:r>
+        <w:rPr>
+          <w:lang w:val="es_ES" w:bidi="es_ES"/>
+        </w:rPr>
+        <w:t>, que es un lugar donde los sacerdotes traían ofrendas a Dios.</w:t>
+      </w:r>
+    </w:p>
+    <w:p>
+      <w:pPr/>
+      <w:r>
+        <w:rPr>
+          <w:lang w:val="es_ES" w:bidi="es_ES"/>
+        </w:rPr>
+      </w:r>
+      <w:r>
+        <w:rPr>
+          <w:lang w:val="es_ES" w:bidi="es_ES"/>
+        </w:rPr>
+        <w:t xml:space="preserve">El tabernáculo en sí estaba dividido en dos partes. La primera parte se llamaba "el lugar santo". Solo los sacerdotes podían entrar en ese lugar. Dentro de este lugar había una mesa con 12 hogazas de pan que los sacerdotes reemplazaban cada semana, una </w:t>
+      </w:r>
+      <w:r>
+        <w:rPr>
+          <w:lang w:val="es_ES" w:bidi="es_ES"/>
+        </w:rPr>
+        <w:t>lámpara de aceite</w:t>
+      </w:r>
+      <w:r>
+        <w:rPr>
+          <w:lang w:val="es_ES" w:bidi="es_ES"/>
+        </w:rPr>
+        <w:t xml:space="preserve"> que siempre se mantenía encendida, y un pequeño altar en el que el sacerdote quemaba especias de olor dulce. Todos estos artículos eran símbolos, o imágenes, de algún significado más grande. Los sacerdotes comían las hogazas de pan, probablemente como un símbolo de compartir una comida con Dios; esto mostraba la buena relación que las personas pueden tener con Dios. El aceite en la Biblia a menudo es un símbolo para el </w:t>
+      </w:r>
+      <w:r>
+        <w:rPr>
+          <w:lang w:val="es_ES" w:bidi="es_ES"/>
+        </w:rPr>
+        <w:t>Espíritu Santo</w:t>
+      </w:r>
+      <w:r>
+        <w:rPr>
+          <w:lang w:val="es_ES" w:bidi="es_ES"/>
+        </w:rPr>
+        <w:t xml:space="preserve">, para el poder de Dios. La lámpara de aceite por lo tanto era un símbolo de Dios estar presente con el pueblo. Y las especias de olor dulce eran un símbolo de las </w:t>
+      </w:r>
+      <w:r>
+        <w:rPr>
+          <w:lang w:val="es_ES" w:bidi="es_ES"/>
+        </w:rPr>
+        <w:t>oraciones</w:t>
+      </w:r>
+      <w:r>
+        <w:rPr>
+          <w:lang w:val="es_ES" w:bidi="es_ES"/>
+        </w:rPr>
+        <w:t xml:space="preserve"> que las personas ofrecían a Dios.</w:t>
+      </w:r>
+    </w:p>
+    <w:p>
+      <w:pPr/>
+      <w:r>
+        <w:rPr>
+          <w:lang w:val="es_ES" w:bidi="es_ES"/>
+        </w:rPr>
+      </w:r>
+      <w:r>
+        <w:rPr>
+          <w:lang w:val="es_ES" w:bidi="es_ES"/>
+        </w:rPr>
+        <w:t xml:space="preserve">Al final del lugar santo colgaba una cortina pesada. Detrás de esta cortina estaba "el lugar santísimo". Dentro de este lugar santísimo estaba el arca del pacto. Esta era un cofre de madera que estaba completamente cubierto de oro, por dentro y por fuera. En la parte superior del cofre había dos criaturas con alas que representaban un tipo especial de </w:t>
+      </w:r>
+      <w:r>
+        <w:rPr>
+          <w:lang w:val="es_ES" w:bidi="es_ES"/>
+        </w:rPr>
+        <w:t>ángel</w:t>
+      </w:r>
+      <w:r>
+        <w:rPr>
+          <w:lang w:val="es_ES" w:bidi="es_ES"/>
+        </w:rPr>
+        <w:t>. Este cofre simbolizaba el trono de Dios.</w:t>
+      </w:r>
+    </w:p>
+    <w:p>
+      <w:pPr/>
+      <w:r>
+        <w:rPr>
+          <w:lang w:val="es_ES" w:bidi="es_ES"/>
+        </w:rPr>
+      </w:r>
+      <w:r>
+        <w:rPr>
+          <w:lang w:val="es_ES" w:bidi="es_ES"/>
+        </w:rPr>
+        <w:t xml:space="preserve">Este era el lugar santísimo, porque Dios mismo estaba en este lugar. Solo el </w:t>
+      </w:r>
+      <w:r>
+        <w:rPr>
+          <w:lang w:val="es_ES" w:bidi="es_ES"/>
+        </w:rPr>
+        <w:t>sumo sacerdote</w:t>
+      </w:r>
+      <w:r>
+        <w:rPr>
+          <w:lang w:val="es_ES" w:bidi="es_ES"/>
+        </w:rPr>
+        <w:t xml:space="preserve">, el sacerdote más importante, podía entrar en este lugar, y solo podía entrar una vez al año. El sumo sacerdote entraba en el "día de la expiación", el gran día del </w:t>
+      </w:r>
+      <w:r>
+        <w:rPr>
+          <w:lang w:val="es_ES" w:bidi="es_ES"/>
+        </w:rPr>
+        <w:t>perdón</w:t>
+      </w:r>
+      <w:r>
+        <w:rPr>
+          <w:lang w:val="es_ES" w:bidi="es_ES"/>
+        </w:rPr>
+        <w:t>. Aunque los israelitas le pedían a Dios el perdón por sus pecados todos los días, una vez al año el sumo sacerdote pedía perdón por todos los pecados que todas las personas habían cometido sin saberlo en el año anterior. Los pecados que las personas cometían hacían que el tabernáculo fuera impuro, o no apto para el servicio a Dios. Una de las cosas que el sumo sacerdote hacía en el gran día del perdón era entrar en este lugar santísimo y esparcir sangre sobre el arca del pacto. Esto simbolizaba que el templo había sido limpiado nuevamente de todos los pecados que el pueblo había cometido.</w:t>
+      </w:r>
+    </w:p>
+    <w:p>
+      <w:pPr/>
+      <w:r>
+        <w:rPr>
+          <w:lang w:val="es_ES" w:bidi="es_ES"/>
+        </w:rPr>
+      </w:r>
+      <w:r>
+        <w:rPr>
+          <w:lang w:val="es_ES" w:bidi="es_ES"/>
+        </w:rPr>
+        <w:t xml:space="preserve">Mucho después, cuando los israelitas se habían establecido en la tierra, reemplazaron el tabernáculo con un edificio permanente, el </w:t>
+      </w:r>
+      <w:r>
+        <w:rPr>
+          <w:lang w:val="es_ES" w:bidi="es_ES"/>
+        </w:rPr>
+        <w:t>templo</w:t>
+      </w:r>
+      <w:r>
+        <w:rPr>
+          <w:lang w:val="es_ES" w:bidi="es_ES"/>
+        </w:rPr>
+        <w:t>. El templo tenía la misma función que el tabernáculo, y tenía la misma estructura con un patio, un lugar santo y un lugar santísimo.</w:t>
+      </w:r>
+      <w:r>
+        <w:rPr>
+          <w:lang w:val="es_ES" w:bidi="es_ES"/>
+        </w:rPr>
+      </w:r>
+      <w:r>
+        <w:rPr>
+          <w:lang w:val="es_ES" w:bidi="es_ES"/>
+        </w:rPr>
+      </w:r>
+    </w:p>
+    <w:p>
+      <w:pPr/>
+      <w:r>
+        <w:rPr>
+          <w:lang w:val="es_ES" w:bidi="es_ES"/>
+        </w:rPr>
+      </w:r>
+    </w:p>
+    <w:p>
+      <w:pPr>
+        <w:pStyle w:val="Heading2"/>
+      </w:pPr>
+      <w:r>
+        <w:rPr>
+          <w:lang w:val="es_ES" w:bidi="es_ES"/>
+        </w:rPr>
+        <w:t>teacher</w:t>
+      </w:r>
+      <w:r>
+        <w:rPr>
+          <w:lang w:val="es_ES" w:bidi="es_ES"/>
+        </w:rPr>
+      </w:r>
+    </w:p>
+    <w:p>
+      <w:pPr/>
+      <w:r>
+        <w:rPr>
+          <w:lang w:val="es_ES" w:bidi="es_ES"/>
+        </w:rPr>
+      </w:r>
+      <w:r>
+        <w:rPr>
+          <w:lang w:val="es_ES" w:bidi="es_ES"/>
+        </w:rPr>
+        <w:t xml:space="preserve">Un </w:t>
+      </w:r>
+      <w:r>
+        <w:rPr>
           <w:b/>
           <w:lang w:val="es_ES" w:bidi="es_ES"/>
         </w:rPr>
+        <w:t>maestro</w:t>
+      </w:r>
+      <w:r>
+        <w:rPr>
+          <w:lang w:val="es_ES" w:bidi="es_ES"/>
+        </w:rPr>
+        <w:t xml:space="preserve"> en la Biblia siempre es un </w:t>
+      </w:r>
+      <w:r>
+        <w:rPr>
+          <w:b/>
+          <w:lang w:val="es_ES" w:bidi="es_ES"/>
+        </w:rPr>
+        <w:t>maestro religioso</w:t>
+      </w:r>
+      <w:r>
+        <w:rPr>
+          <w:lang w:val="es_ES" w:bidi="es_ES"/>
+        </w:rPr>
+        <w:t xml:space="preserve">: alguien que explica las </w:t>
+      </w:r>
+      <w:r>
+        <w:rPr>
+          <w:lang w:val="es_ES" w:bidi="es_ES"/>
+        </w:rPr>
+        <w:t>Escrituras</w:t>
+      </w:r>
+      <w:r>
+        <w:rPr>
+          <w:lang w:val="es_ES" w:bidi="es_ES"/>
+        </w:rPr>
+        <w:t xml:space="preserve"> a las personas. La palabra que el pueblo usaba para un maestro como este está en su idioma “</w:t>
+      </w:r>
+      <w:r>
+        <w:rPr>
+          <w:lang w:val="es_ES" w:bidi="es_ES"/>
+        </w:rPr>
+        <w:t>Rabí</w:t>
+      </w:r>
+      <w:r>
+        <w:rPr>
+          <w:lang w:val="es_ES" w:bidi="es_ES"/>
+        </w:rPr>
+        <w:t>”, y por lo tanto algunas traducciones dirán “maestro”, y otras dirán “Rabí”.</w:t>
+      </w:r>
+    </w:p>
+    <w:p>
+      <w:pPr/>
+      <w:r>
+        <w:rPr>
+          <w:lang w:val="es_ES" w:bidi="es_ES"/>
+        </w:rPr>
+      </w:r>
+      <w:r>
+        <w:rPr>
+          <w:b/>
+          <w:lang w:val="es_ES" w:bidi="es_ES"/>
+        </w:rPr>
+        <w:t>Cuando estés traduciendo "maestro", ten cuidado con las siguientes cosas:</w:t>
+      </w:r>
+    </w:p>
+    <w:p>
+      <w:pPr/>
+      <w:r>
+        <w:rPr>
+          <w:lang w:val="es_ES" w:bidi="es_ES"/>
+        </w:rPr>
+      </w:r>
+      <w:r>
+        <w:rPr>
+          <w:lang w:val="es_ES" w:bidi="es_ES"/>
+        </w:rPr>
+        <w:t>Pueden usar una palabra o frase en su idioma que signifique “maestro”. Pero la palabra no debe ser una palabra que solo se usa para un maestro de niños en una escuela.</w:t>
+      </w:r>
+      <w:r>
+        <w:rPr>
+          <w:lang w:val="es_ES" w:bidi="es_ES"/>
+        </w:rPr>
+      </w:r>
+      <w:r>
+        <w:rPr>
+          <w:lang w:val="es_ES" w:bidi="es_ES"/>
+        </w:rPr>
+      </w:r>
+    </w:p>
+    <w:p>
+      <w:pPr/>
+      <w:r>
+        <w:rPr>
+          <w:lang w:val="es_ES" w:bidi="es_ES"/>
+        </w:rPr>
+      </w:r>
+    </w:p>
+    <w:p>
+      <w:pPr>
+        <w:pStyle w:val="Heading2"/>
+      </w:pPr>
+      <w:r>
+        <w:rPr>
+          <w:lang w:val="es_ES" w:bidi="es_ES"/>
+        </w:rPr>
+        <w:t>teachers-of-the-law</w:t>
+      </w:r>
+      <w:r>
+        <w:rPr>
+          <w:lang w:val="es_ES" w:bidi="es_ES"/>
+        </w:rPr>
+      </w:r>
+    </w:p>
+    <w:p>
+      <w:pPr/>
+      <w:r>
+        <w:rPr>
+          <w:lang w:val="es_ES" w:bidi="es_ES"/>
+        </w:rPr>
+      </w:r>
+      <w:r>
+        <w:rPr>
+          <w:lang w:val="es_ES" w:bidi="es_ES"/>
+        </w:rPr>
+        <w:t xml:space="preserve">Los </w:t>
+      </w:r>
+      <w:r>
+        <w:rPr>
+          <w:b/>
+          <w:lang w:val="es_ES" w:bidi="es_ES"/>
+        </w:rPr>
+        <w:t>maestros de la ley</w:t>
+      </w:r>
+      <w:r>
+        <w:rPr>
+          <w:lang w:val="es_ES" w:bidi="es_ES"/>
+        </w:rPr>
+        <w:t xml:space="preserve"> eran un grupo de líderes religiosos que eran expertos en la ley de Dios.</w:t>
+      </w:r>
+    </w:p>
+    <w:p>
+      <w:pPr/>
+      <w:r>
+        <w:rPr>
+          <w:lang w:val="es_ES" w:bidi="es_ES"/>
+        </w:rPr>
+      </w:r>
+      <w:r>
+        <w:rPr>
+          <w:lang w:val="es_ES" w:bidi="es_ES"/>
+        </w:rPr>
+        <w:t xml:space="preserve">La </w:t>
+      </w:r>
+      <w:r>
+        <w:rPr>
+          <w:lang w:val="es_ES" w:bidi="es_ES"/>
+        </w:rPr>
+        <w:t>ley</w:t>
+      </w:r>
+      <w:r>
+        <w:rPr>
+          <w:lang w:val="es_ES" w:bidi="es_ES"/>
+        </w:rPr>
+        <w:t xml:space="preserve"> significa el conjunto de instrucciones que Dios le dio al pueblo de </w:t>
+      </w:r>
+      <w:r>
+        <w:rPr>
+          <w:lang w:val="es_ES" w:bidi="es_ES"/>
+        </w:rPr>
+        <w:t>Israel</w:t>
+      </w:r>
+      <w:r>
+        <w:rPr>
+          <w:lang w:val="es_ES" w:bidi="es_ES"/>
+        </w:rPr>
+        <w:t xml:space="preserve"> en los primeros cinco libros del Antiguo Testamento, pero los maestros de la ley también enseñaban todas las </w:t>
+      </w:r>
+      <w:r>
+        <w:rPr>
+          <w:lang w:val="es_ES" w:bidi="es_ES"/>
+        </w:rPr>
+        <w:t>Escrituras</w:t>
+      </w:r>
+      <w:r>
+        <w:rPr>
+          <w:lang w:val="es_ES" w:bidi="es_ES"/>
+        </w:rPr>
+        <w:t>, no solo la parte de las Escrituras que hablaba de la ley. Las Escrituras se refiere a la parte de la Biblia que ahora llamamos Antiguo Testamento.</w:t>
+      </w:r>
+    </w:p>
+    <w:p>
+      <w:pPr/>
+      <w:r>
+        <w:rPr>
+          <w:lang w:val="es_ES" w:bidi="es_ES"/>
+        </w:rPr>
+      </w:r>
+      <w:r>
+        <w:rPr>
+          <w:lang w:val="es_ES" w:bidi="es_ES"/>
+        </w:rPr>
+        <w:t>Los maestros de la ley explicaban las Escrituras al pueblo. No escribían sus explicaciones, sino que se las contaban a sus estudiantes. Sus estudiantes memorizaban sus explicaciones y enseñaban estas explicaciones a la siguiente generación. Las personas seguían agregando más y más explicaciones y discusiones sobre explicaciones. En la época del Nuevo Testamento, estas explicaciones memorizadas se habían vuelto muy importantes para el pueblo, tal vez incluso más importantes que las mismas Escrituras.</w:t>
+      </w:r>
+    </w:p>
+    <w:p>
+      <w:pPr/>
+      <w:r>
+        <w:rPr>
+          <w:lang w:val="es_ES" w:bidi="es_ES"/>
+        </w:rPr>
+      </w:r>
+      <w:r>
+        <w:rPr>
+          <w:lang w:val="es_ES" w:bidi="es_ES"/>
+        </w:rPr>
+        <w:t>En la época del Nuevo Testamento, los maestros de la ley eran personas muy importantes en la comunidad. Las personas les mostraban gran respeto y a menudo los llamaban "</w:t>
+      </w:r>
+      <w:r>
+        <w:rPr>
+          <w:lang w:val="es_ES" w:bidi="es_ES"/>
+        </w:rPr>
+        <w:t>Rabí</w:t>
+      </w:r>
+      <w:r>
+        <w:rPr>
+          <w:lang w:val="es_ES" w:bidi="es_ES"/>
+        </w:rPr>
+        <w:t xml:space="preserve">", un título usado para importantes maestros religiosos. También había maestros de la ley en el </w:t>
+      </w:r>
+      <w:r>
+        <w:rPr>
+          <w:lang w:val="es_ES" w:bidi="es_ES"/>
+        </w:rPr>
+        <w:t>Sanedrín</w:t>
+      </w:r>
+      <w:r>
+        <w:rPr>
+          <w:lang w:val="es_ES" w:bidi="es_ES"/>
+        </w:rPr>
+        <w:t xml:space="preserve">, el tribunal religioso </w:t>
+      </w:r>
+      <w:r>
+        <w:rPr>
+          <w:lang w:val="es_ES" w:bidi="es_ES"/>
+        </w:rPr>
+        <w:t>judío</w:t>
+      </w:r>
+      <w:r>
+        <w:rPr>
+          <w:lang w:val="es_ES" w:bidi="es_ES"/>
+        </w:rPr>
+        <w:t xml:space="preserve">. </w:t>
+      </w:r>
+    </w:p>
+    <w:p>
+      <w:pPr/>
+      <w:r>
+        <w:rPr>
+          <w:lang w:val="es_ES" w:bidi="es_ES"/>
+        </w:rPr>
+      </w:r>
+      <w:r>
+        <w:rPr>
+          <w:lang w:val="es_ES" w:bidi="es_ES"/>
+        </w:rPr>
+        <w:t xml:space="preserve">Los maestros de la ley a veces se llaman </w:t>
+      </w:r>
+      <w:r>
+        <w:rPr>
+          <w:b/>
+          <w:lang w:val="es_ES" w:bidi="es_ES"/>
+        </w:rPr>
+        <w:t>escribas</w:t>
+      </w:r>
+      <w:r>
+        <w:rPr>
+          <w:lang w:val="es_ES" w:bidi="es_ES"/>
+        </w:rPr>
+        <w:t>. Un escriba significa alguien que puede escribir. Muchas personas en los tiempos de la Biblia no eran capaces de leer ni escribir. Si las personas necesitaban escribir algo, como una carta, contrataban a un escriba para que escribiera para ellas. Los escribas también copiaban las Escrituras para que el texto de las Escrituras no se perdiera. Las Escrituras no se escribían en papel, como lo hacen las personas ahora. Los libros y el papel aún no existían. En cambio, las personas escribían las Escrituras en largas tiras de papiro o pergamino. El papiro es una hoja delgada que está hecha de las fibras de cierta planta, y el pergamino está hecho de la piel de un animal. Como esas hojas eran muy largas, las personas las enrollaban. El nombre para tal hoja es rollo. Los rollos podían dañarse rápidamente, especialmente aquellos rollos hechos de papiro. Por lo tanto, los escribas siempre estaban ocupados copiando el texto de un rollo a un nuevo rollo, para que el texto no se perdiera.</w:t>
+      </w:r>
+    </w:p>
+    <w:p>
+      <w:pPr/>
+      <w:r>
+        <w:rPr>
+          <w:lang w:val="es_ES" w:bidi="es_ES"/>
+        </w:rPr>
+      </w:r>
+      <w:r>
+        <w:rPr>
+          <w:lang w:val="es_ES" w:bidi="es_ES"/>
+        </w:rPr>
+        <w:t>Sin embargo, cuando la Biblia habla de maestros de la ley, el enfoque está en su conocimiento de la ley religiosa, y no en sus habilidades para escribir.</w:t>
+      </w:r>
+    </w:p>
+    <w:p>
+      <w:pPr/>
+      <w:r>
+        <w:rPr>
+          <w:lang w:val="es_ES" w:bidi="es_ES"/>
+        </w:rPr>
+      </w:r>
+      <w:r>
+        <w:rPr>
+          <w:b/>
+          <w:lang w:val="es_ES" w:bidi="es_ES"/>
+        </w:rPr>
+        <w:t>Cuando estén traduciendo "maestros de la ley", tengan cuidado con las siguientes cosas:</w:t>
+      </w:r>
+    </w:p>
+    <w:p>
+      <w:pPr/>
+      <w:r>
+        <w:rPr>
+          <w:lang w:val="es_ES" w:bidi="es_ES"/>
+        </w:rPr>
+      </w:r>
+      <w:r>
+        <w:rPr>
+          <w:lang w:val="es_ES" w:bidi="es_ES"/>
+        </w:rPr>
+        <w:t>No deben usar una frase que haga pensar a sus oyentes que estas personas están enseñando la ley de un país. Quizás puedan usar una frase como "maestros de la ley religiosa", o "expertos en la ley religiosa" o "expertos en las Escrituras".</w:t>
+      </w:r>
+      <w:r>
+        <w:rPr>
+          <w:lang w:val="es_ES" w:bidi="es_ES"/>
+        </w:rPr>
+      </w:r>
+      <w:r>
+        <w:rPr>
+          <w:lang w:val="es_ES" w:bidi="es_ES"/>
+        </w:rPr>
+      </w:r>
+    </w:p>
+    <w:p>
+      <w:pPr/>
+      <w:r>
+        <w:rPr>
+          <w:lang w:val="es_ES" w:bidi="es_ES"/>
+        </w:rPr>
+      </w:r>
+    </w:p>
+    <w:p>
+      <w:pPr>
+        <w:pStyle w:val="Heading2"/>
+      </w:pPr>
+      <w:r>
+        <w:rPr>
+          <w:lang w:val="es_ES" w:bidi="es_ES"/>
+        </w:rPr>
+        <w:t>temple</w:t>
+      </w:r>
+      <w:r>
+        <w:rPr>
+          <w:lang w:val="es_ES" w:bidi="es_ES"/>
+        </w:rPr>
+      </w:r>
+    </w:p>
+    <w:p>
+      <w:pPr/>
+      <w:r>
+        <w:rPr>
+          <w:lang w:val="es_ES" w:bidi="es_ES"/>
+        </w:rPr>
+      </w:r>
+      <w:r>
+        <w:rPr>
+          <w:lang w:val="es_ES" w:bidi="es_ES"/>
+        </w:rPr>
+        <w:t xml:space="preserve">Un </w:t>
+      </w:r>
+      <w:r>
+        <w:rPr>
+          <w:b/>
+          <w:lang w:val="es_ES" w:bidi="es_ES"/>
+        </w:rPr>
+        <w:t>templo</w:t>
+      </w:r>
+      <w:r>
+        <w:rPr>
+          <w:lang w:val="es_ES" w:bidi="es_ES"/>
+        </w:rPr>
+        <w:t xml:space="preserve"> es un lugar donde las personas adoran a Dios. El templo en la Biblia es el lugar donde Dios se reúne con las personas. Otro nombre para el templo es </w:t>
+      </w:r>
+      <w:r>
+        <w:rPr>
+          <w:b/>
+          <w:lang w:val="es_ES" w:bidi="es_ES"/>
+        </w:rPr>
+        <w:t>la casa de Dios</w:t>
+      </w:r>
+      <w:r>
+        <w:rPr>
+          <w:lang w:val="es_ES" w:bidi="es_ES"/>
+        </w:rPr>
+        <w:t>.</w:t>
+      </w:r>
+    </w:p>
+    <w:p>
+      <w:pPr/>
+      <w:r>
+        <w:rPr>
+          <w:lang w:val="es_ES" w:bidi="es_ES"/>
+        </w:rPr>
+      </w:r>
+      <w:r>
+        <w:rPr>
+          <w:lang w:val="es_ES" w:bidi="es_ES"/>
+        </w:rPr>
+        <w:t xml:space="preserve">Los grupos de personas que vivían alrededor de </w:t>
+      </w:r>
+      <w:r>
+        <w:rPr>
+          <w:lang w:val="es_ES" w:bidi="es_ES"/>
+        </w:rPr>
+        <w:t>Israel</w:t>
+      </w:r>
+      <w:r>
+        <w:rPr>
+          <w:lang w:val="es_ES" w:bidi="es_ES"/>
+        </w:rPr>
+        <w:t xml:space="preserve"> </w:t>
+      </w:r>
+      <w:r>
+        <w:rPr>
+          <w:lang w:val="es_ES" w:bidi="es_ES"/>
+        </w:rPr>
+        <w:t>adoraban</w:t>
+      </w:r>
+      <w:r>
+        <w:rPr>
+          <w:lang w:val="es_ES" w:bidi="es_ES"/>
+        </w:rPr>
+        <w:t xml:space="preserve"> a muchos </w:t>
+      </w:r>
+      <w:r>
+        <w:rPr>
+          <w:lang w:val="es_ES" w:bidi="es_ES"/>
+        </w:rPr>
+        <w:t>dioses</w:t>
+      </w:r>
+      <w:r>
+        <w:rPr>
+          <w:lang w:val="es_ES" w:bidi="es_ES"/>
+        </w:rPr>
+        <w:t xml:space="preserve"> diferentes, y tenían muchos templos. Pero Dios permitió que los </w:t>
+      </w:r>
+      <w:r>
+        <w:rPr>
+          <w:lang w:val="es_ES" w:bidi="es_ES"/>
+        </w:rPr>
         <w:t>israelitas</w:t>
       </w:r>
       <w:r>
         <w:rPr>
           <w:lang w:val="es_ES" w:bidi="es_ES"/>
         </w:rPr>
-        <w:t xml:space="preserve"> adoraban a Dios. Otro nombre para el tabernáculo es "tienda de la reunión", porque esta tienda era el lugar donde los israelitas podían encontrarse con Dios.</w:t>
+        <w:t xml:space="preserve"> lo adoraran solo a él, y que tuvieran solo un templo. Este templo estaba en </w:t>
+      </w:r>
+      <w:r>
+        <w:rPr>
+          <w:lang w:val="es_ES" w:bidi="es_ES"/>
+        </w:rPr>
+        <w:t>Jerusalén</w:t>
+      </w:r>
+      <w:r>
+        <w:rPr>
+          <w:lang w:val="es_ES" w:bidi="es_ES"/>
+        </w:rPr>
+        <w:t xml:space="preserve">, la ciudad más importante para los </w:t>
+      </w:r>
+      <w:r>
+        <w:rPr>
+          <w:lang w:val="es_ES" w:bidi="es_ES"/>
+        </w:rPr>
+        <w:t>judíos</w:t>
+      </w:r>
+      <w:r>
+        <w:rPr>
+          <w:lang w:val="es_ES" w:bidi="es_ES"/>
+        </w:rPr>
+        <w:t>.</w:t>
       </w:r>
     </w:p>
     <w:p>
@@ -251,99 +1062,711 @@
         </w:rPr>
         <w:t xml:space="preserve">Varios miles de años antes del nacimiento de Jesús, Dios había liberado a los descendientes de </w:t>
       </w:r>
-      <w:hyperlink r:id="rId13">
-        <w:r>
-          <w:rPr>
-            <w:lang w:val="es_ES" w:bidi="es_ES"/>
-          </w:rPr>
-          <w:rPr>
-            <w:color w:val="0000EE"/>
-            <w:u w:val="single"/>
-          </w:rPr>
-          <w:t>Abraham</w:t>
-        </w:r>
-      </w:hyperlink>
-      <w:r>
-        <w:rPr>
-          <w:lang w:val="es_ES" w:bidi="es_ES"/>
-        </w:rPr>
-        <w:t xml:space="preserve">, los israelitas, de la esclavitud en Egipto. El líder de los israelitas era Moisés. Dios le dio instrucciones a Moisés sobre cuál era la manera correcta para que los israelitas </w:t>
-      </w:r>
-      <w:hyperlink r:id="rId14">
-        <w:r>
-          <w:rPr>
-            <w:lang w:val="es_ES" w:bidi="es_ES"/>
-          </w:rPr>
-          <w:rPr>
-            <w:color w:val="0000EE"/>
-            <w:u w:val="single"/>
-          </w:rPr>
-          <w:t>adoraran</w:t>
-        </w:r>
-      </w:hyperlink>
-      <w:r>
-        <w:rPr>
-          <w:lang w:val="es_ES" w:bidi="es_ES"/>
-        </w:rPr>
-        <w:t xml:space="preserve"> a Dios. Como Dios es santo, y las personas son </w:t>
-      </w:r>
-      <w:hyperlink r:id="rId15">
-        <w:r>
-          <w:rPr>
-            <w:lang w:val="es_ES" w:bidi="es_ES"/>
-          </w:rPr>
-          <w:rPr>
-            <w:color w:val="0000EE"/>
-            <w:u w:val="single"/>
-          </w:rPr>
-          <w:t>pecadoras</w:t>
-        </w:r>
-      </w:hyperlink>
-      <w:r>
-        <w:rPr>
-          <w:lang w:val="es_ES" w:bidi="es_ES"/>
-        </w:rPr>
-        <w:t xml:space="preserve">, las personas no pueden venir a Dios simplemente como son. Dios no puede soportar el pecado, y cualquier persona que viniera a Dios directamente moriría. Pero Dios hizo posible que las personas vinieran a él, en ese momento, a través de </w:t>
+      <w:r>
+        <w:rPr>
+          <w:lang w:val="es_ES" w:bidi="es_ES"/>
+        </w:rPr>
+        <w:t>Abraham</w:t>
+      </w:r>
+      <w:r>
+        <w:rPr>
+          <w:lang w:val="es_ES" w:bidi="es_ES"/>
+        </w:rPr>
+        <w:t xml:space="preserve">, los israelitas, de la esclavitud en Egipto. El líder de los israelitas era Moisés. Dios le dio instrucciones a Moisés sobre cuál era la manera correcta para que los israelitas adoraran a Dios. Como Dios es </w:t>
+      </w:r>
+      <w:r>
+        <w:rPr>
+          <w:lang w:val="es_ES" w:bidi="es_ES"/>
+        </w:rPr>
+        <w:t>santo</w:t>
+      </w:r>
+      <w:r>
+        <w:rPr>
+          <w:lang w:val="es_ES" w:bidi="es_ES"/>
+        </w:rPr>
+        <w:t xml:space="preserve">, y las personas son </w:t>
+      </w:r>
+      <w:r>
+        <w:rPr>
+          <w:lang w:val="es_ES" w:bidi="es_ES"/>
+        </w:rPr>
+        <w:t>pecadoras</w:t>
+      </w:r>
+      <w:r>
+        <w:rPr>
+          <w:lang w:val="es_ES" w:bidi="es_ES"/>
+        </w:rPr>
+        <w:t xml:space="preserve">, las personas no pueden venir a Dios simplemente como son. Dios no puede soportar el pecado, así que cualquier persona que viniera a Dios directamente moriría. Pero Dios hizo posible que las personas vinieran a él a través de sacrificios y otros rituales que limpiaban a las personas. Ser </w:t>
+      </w:r>
+      <w:r>
+        <w:rPr>
+          <w:lang w:val="es_ES" w:bidi="es_ES"/>
+        </w:rPr>
+        <w:t>limpio</w:t>
+      </w:r>
+      <w:r>
+        <w:rPr>
+          <w:lang w:val="es_ES" w:bidi="es_ES"/>
+        </w:rPr>
+        <w:t xml:space="preserve"> significa ser aceptable ante Dios.</w:t>
+      </w:r>
+    </w:p>
+    <w:p>
+      <w:pPr/>
+      <w:r>
+        <w:rPr>
+          <w:lang w:val="es_ES" w:bidi="es_ES"/>
+        </w:rPr>
+      </w:r>
+      <w:r>
+        <w:rPr>
+          <w:lang w:val="es_ES" w:bidi="es_ES"/>
+        </w:rPr>
+        <w:t xml:space="preserve">Dios le dijo a Moisés que hiciera un </w:t>
+      </w:r>
+      <w:r>
+        <w:rPr>
+          <w:lang w:val="es_ES" w:bidi="es_ES"/>
+        </w:rPr>
+        <w:t>tabernáculo</w:t>
+      </w:r>
+      <w:r>
+        <w:rPr>
+          <w:lang w:val="es_ES" w:bidi="es_ES"/>
+        </w:rPr>
+        <w:t>, que significa una tienda de campaña, que sería el lugar donde las personas podían encontrarse con Dios de manera segura. Este tabernáculo era como un templo portátil. Dondequiera que las personas viajaban, llevaban el tabernáculo con ellos.</w:t>
+      </w:r>
+    </w:p>
+    <w:p>
+      <w:pPr/>
+      <w:r>
+        <w:rPr>
+          <w:lang w:val="es_ES" w:bidi="es_ES"/>
+        </w:rPr>
+      </w:r>
+      <w:r>
+        <w:rPr>
+          <w:lang w:val="es_ES" w:bidi="es_ES"/>
+        </w:rPr>
+        <w:t xml:space="preserve">Mucho después, cuando </w:t>
+      </w:r>
+      <w:r>
+        <w:rPr>
+          <w:lang w:val="es_ES" w:bidi="es_ES"/>
+        </w:rPr>
+        <w:t>David</w:t>
+      </w:r>
+      <w:r>
+        <w:rPr>
+          <w:lang w:val="es_ES" w:bidi="es_ES"/>
+        </w:rPr>
+        <w:t xml:space="preserve"> era </w:t>
+      </w:r>
+      <w:r>
+        <w:rPr>
+          <w:lang w:val="es_ES" w:bidi="es_ES"/>
+        </w:rPr>
+        <w:t>rey</w:t>
+      </w:r>
+      <w:r>
+        <w:rPr>
+          <w:lang w:val="es_ES" w:bidi="es_ES"/>
+        </w:rPr>
+        <w:t xml:space="preserve"> de Israel, David quería reemplazar este templo portátil, el tabernáculo, con un edificio fijo. Dios no permitió que David construyera un templo para él, porque David había sido soldado y había matado personas. Pero Dios le dijo a David que su hijo podía construir este templo para Dios. Y Dios permitió que David le diera instrucciones a su hijo sobre cómo exactamente construir este templo.</w:t>
+      </w:r>
+    </w:p>
+    <w:p>
+      <w:pPr/>
+      <w:r>
+        <w:rPr>
+          <w:lang w:val="es_ES" w:bidi="es_ES"/>
+        </w:rPr>
+      </w:r>
+      <w:r>
+        <w:rPr>
+          <w:lang w:val="es_ES" w:bidi="es_ES"/>
+        </w:rPr>
+        <w:t xml:space="preserve">El rey Salomón, hijo de David, de hecho construyó un templo espléndido para Dios. Aún así, Salomón se dio cuenta de que Dios es demasiado grande para vivir realmente en el templo; él dijo que incluso ¡el </w:t>
+      </w:r>
+      <w:r>
+        <w:rPr>
+          <w:lang w:val="es_ES" w:bidi="es_ES"/>
+        </w:rPr>
+        <w:t>cielo</w:t>
+      </w:r>
+      <w:r>
+        <w:rPr>
+          <w:lang w:val="es_ES" w:bidi="es_ES"/>
+        </w:rPr>
+        <w:t xml:space="preserve"> no era lo suficientemente grande para Dios! Y así, el hecho de que Dios estaba dispuesto a bajar a la tierra y llamar a un lugar pequeño como el templo, en medio de las personas pecadoras, su hogar, era una prueba de cuánto Dios amaba a las personas.</w:t>
+      </w:r>
+    </w:p>
+    <w:p>
+      <w:pPr/>
+      <w:r>
+        <w:rPr>
+          <w:lang w:val="es_ES" w:bidi="es_ES"/>
+        </w:rPr>
+      </w:r>
+      <w:r>
+        <w:rPr>
+          <w:lang w:val="es_ES" w:bidi="es_ES"/>
+        </w:rPr>
+        <w:t>Mucho después, los enemigos de los israelitas destruyeron este templo. Dios había permitido que esto sucediera porque los israelitas habían sido infieles a Dios y habían comenzado a adorar a otros dioses. Los israelitas fueron deportados a otros países y la adoración en el templo había terminado.</w:t>
+      </w:r>
+    </w:p>
+    <w:p>
+      <w:pPr/>
+      <w:r>
+        <w:rPr>
+          <w:lang w:val="es_ES" w:bidi="es_ES"/>
+        </w:rPr>
+      </w:r>
+      <w:r>
+        <w:rPr>
+          <w:lang w:val="es_ES" w:bidi="es_ES"/>
+        </w:rPr>
+        <w:t xml:space="preserve">Pero después de muchos años, Dios permitió que los israelitas, que para esa época eran llamados más a menudo </w:t>
+      </w:r>
+      <w:r>
+        <w:rPr>
+          <w:lang w:val="es_ES" w:bidi="es_ES"/>
+        </w:rPr>
+        <w:t>judíos</w:t>
+      </w:r>
+      <w:r>
+        <w:rPr>
+          <w:lang w:val="es_ES" w:bidi="es_ES"/>
+        </w:rPr>
+        <w:t>, regresaran a la tierra. Los judíos construyeron un nuevo templo para Dios. Este templo era mucho más pequeño que el primero.</w:t>
+      </w:r>
+    </w:p>
+    <w:p>
+      <w:pPr/>
+      <w:r>
+        <w:rPr>
+          <w:lang w:val="es_ES" w:bidi="es_ES"/>
+        </w:rPr>
+      </w:r>
+      <w:r>
+        <w:rPr>
+          <w:lang w:val="es_ES" w:bidi="es_ES"/>
+        </w:rPr>
+        <w:t>Unos 20 años antes del nacimiento de Jesús, un gobernante llamado el rey Herodes comenzó a reconstruir ese pequeño templo y convertirlo en algo muy grande e impresionante. Él hizo esto porque quería hacer felices a los judíos para que apoyaran su gobierno. En la época de Jesús, la obra en este templo todavía estaba progresando.</w:t>
+      </w:r>
+    </w:p>
+    <w:p>
+      <w:pPr/>
+      <w:r>
+        <w:rPr>
+          <w:lang w:val="es_ES" w:bidi="es_ES"/>
+        </w:rPr>
+      </w:r>
+      <w:r>
+        <w:rPr>
+          <w:lang w:val="es_ES" w:bidi="es_ES"/>
+        </w:rPr>
+        <w:t xml:space="preserve">Todos estos templos, y también el tabernáculo portátil, tenían la misma estructura básica, y los mismos rituales se llevaban a cabo. Había un patio en frente del templo. Aquí es donde los </w:t>
+      </w:r>
+      <w:r>
+        <w:rPr>
+          <w:lang w:val="es_ES" w:bidi="es_ES"/>
+        </w:rPr>
+        <w:t>sacerdotes</w:t>
+      </w:r>
+      <w:r>
+        <w:rPr>
+          <w:lang w:val="es_ES" w:bidi="es_ES"/>
+        </w:rPr>
+        <w:t xml:space="preserve"> y los levitas trabajaban para realizar los sacrificios que los israelitas hacían. Los </w:t>
+      </w:r>
+      <w:r>
+        <w:rPr>
+          <w:lang w:val="es_ES" w:bidi="es_ES"/>
+        </w:rPr>
+        <w:t>levitas</w:t>
+      </w:r>
+      <w:r>
+        <w:rPr>
+          <w:lang w:val="es_ES" w:bidi="es_ES"/>
+        </w:rPr>
+        <w:t xml:space="preserve"> son </w:t>
+      </w:r>
+      <w:r>
+        <w:rPr>
+          <w:lang w:val="es_ES" w:bidi="es_ES"/>
+        </w:rPr>
+        <w:t>descendientes</w:t>
+      </w:r>
+      <w:r>
+        <w:rPr>
+          <w:lang w:val="es_ES" w:bidi="es_ES"/>
+        </w:rPr>
+        <w:t xml:space="preserve"> de Leví, quien era uno de los bisnietos de Abraham. Dios había apartado a los levitas para cuidar del templo de Dios. Los sacerdotes eran levitas con la tarea especial de realizar los sacrificios. Los </w:t>
+      </w:r>
+      <w:r>
+        <w:rPr>
+          <w:lang w:val="es_ES" w:bidi="es_ES"/>
+        </w:rPr>
+        <w:t>sacrificios</w:t>
+      </w:r>
+      <w:r>
+        <w:rPr>
+          <w:lang w:val="es_ES" w:bidi="es_ES"/>
+        </w:rPr>
+        <w:t xml:space="preserve"> son regalos que las personas le dan a Dios para agradecerle o para pedir </w:t>
+      </w:r>
+      <w:r>
+        <w:rPr>
+          <w:lang w:val="es_ES" w:bidi="es_ES"/>
+        </w:rPr>
+        <w:t>perdón</w:t>
+      </w:r>
+      <w:r>
+        <w:rPr>
+          <w:lang w:val="es_ES" w:bidi="es_ES"/>
+        </w:rPr>
+        <w:t xml:space="preserve"> por el pecado. Un sacrificio podía ser un animal que fue sacrificado y quemado, o podía ser aceite aromático, o algún tipo de comida, dependía de la razón del sacrificio.</w:t>
+      </w:r>
+    </w:p>
+    <w:p>
+      <w:pPr/>
+      <w:r>
+        <w:rPr>
+          <w:lang w:val="es_ES" w:bidi="es_ES"/>
+        </w:rPr>
+      </w:r>
+      <w:r>
+        <w:rPr>
+          <w:lang w:val="es_ES" w:bidi="es_ES"/>
+        </w:rPr>
+        <w:t xml:space="preserve">El edificio del templo en sí estaba dividido en dos partes. La primera parte se llamaba "el Lugar Santo". Solo los sacerdotes podían entrar en ese lugar. Dentro de este lugar había una mesa con 12 hogazas de pan que se reemplazaban cada semana, una </w:t>
+      </w:r>
+      <w:r>
+        <w:rPr>
+          <w:lang w:val="es_ES" w:bidi="es_ES"/>
+        </w:rPr>
+        <w:t>lámpara de aceite</w:t>
+      </w:r>
+      <w:r>
+        <w:rPr>
+          <w:lang w:val="es_ES" w:bidi="es_ES"/>
+        </w:rPr>
+        <w:t xml:space="preserve"> que siempre se mantenía encendida, y un pequeño </w:t>
+      </w:r>
+      <w:r>
+        <w:rPr>
+          <w:lang w:val="es_ES" w:bidi="es_ES"/>
+        </w:rPr>
+        <w:t>altar</w:t>
+      </w:r>
+      <w:r>
+        <w:rPr>
+          <w:lang w:val="es_ES" w:bidi="es_ES"/>
+        </w:rPr>
+        <w:t xml:space="preserve"> en el que el sacerdote quemaba especias de olor dulce. Todos estos artículos eran símbolos, o imágenes, de algún significado más grande. Los sacerdotes comían las hogazas de pan, probablemente como un símbolo para tener una comida juntos con Dios, esto mostraba la buena relación que las personas pueden tener con Dios. El aceite en la Biblia a menudo es un símbolo para el </w:t>
+      </w:r>
+      <w:r>
+        <w:rPr>
+          <w:lang w:val="es_ES" w:bidi="es_ES"/>
+        </w:rPr>
+        <w:t>Espíritu Santo</w:t>
+      </w:r>
+      <w:r>
+        <w:rPr>
+          <w:lang w:val="es_ES" w:bidi="es_ES"/>
+        </w:rPr>
+        <w:t xml:space="preserve">, para el poder de Dios. La lámpara de aceite por lo tanto era un símbolo de Dios estar presente con el pueblo. Y las especias de olor dulce eran un símbolo de las </w:t>
+      </w:r>
+      <w:r>
+        <w:rPr>
+          <w:lang w:val="es_ES" w:bidi="es_ES"/>
+        </w:rPr>
+        <w:t>oraciones</w:t>
+      </w:r>
+      <w:r>
+        <w:rPr>
+          <w:lang w:val="es_ES" w:bidi="es_ES"/>
+        </w:rPr>
+        <w:t xml:space="preserve"> que las personas ofrecían a Dios.</w:t>
+      </w:r>
+    </w:p>
+    <w:p>
+      <w:pPr/>
+      <w:r>
+        <w:rPr>
+          <w:lang w:val="es_ES" w:bidi="es_ES"/>
+        </w:rPr>
+      </w:r>
+      <w:r>
+        <w:rPr>
+          <w:lang w:val="es_ES" w:bidi="es_ES"/>
+        </w:rPr>
+        <w:t xml:space="preserve">Al final del Lugar Santo colgaba una cortina pesada. Detrás de esta cortina estaba el Lugar Santísimo. Dentro de este Lugar Santo estaba el </w:t>
       </w:r>
       <w:r>
         <w:rPr>
           <w:b/>
           <w:lang w:val="es_ES" w:bidi="es_ES"/>
         </w:rPr>
-        <w:t>sacrificios</w:t>
-      </w:r>
-      <w:r>
-        <w:rPr>
-          <w:lang w:val="es_ES" w:bidi="es_ES"/>
-        </w:rPr>
-        <w:t xml:space="preserve"> y otros rituales que </w:t>
+        <w:t>arca del pacto</w:t>
+      </w:r>
+      <w:r>
+        <w:rPr>
+          <w:lang w:val="es_ES" w:bidi="es_ES"/>
+        </w:rPr>
+        <w:t xml:space="preserve">, que es un cofre de madera. Este era el Lugar Santísimo, porque Dios mismo estaba en este lugar. Solo el </w:t>
+      </w:r>
+      <w:r>
+        <w:rPr>
+          <w:lang w:val="es_ES" w:bidi="es_ES"/>
+        </w:rPr>
+        <w:t>sumo sacerdote</w:t>
+      </w:r>
+      <w:r>
+        <w:rPr>
+          <w:lang w:val="es_ES" w:bidi="es_ES"/>
+        </w:rPr>
+        <w:t xml:space="preserve">, el sacerdote más importante, podía entrar en este lugar, y eso solo una vez al año. Esto sucedía en el "día de la expiación", el gran día del perdón. Aunque los israelitas le pedían a Dios el perdón por sus pecados durante todo el año, una vez al año el sumo sacerdote pedía perdón por todos los pecados que todas las personas habían cometido sin saberlo en el año anterior. Los pecados que las personas cometían tornaban el templo </w:t>
+      </w:r>
+      <w:r>
+        <w:rPr>
+          <w:lang w:val="es_ES" w:bidi="es_ES"/>
+        </w:rPr>
+        <w:t>impuro</w:t>
+      </w:r>
+      <w:r>
+        <w:rPr>
+          <w:lang w:val="es_ES" w:bidi="es_ES"/>
+        </w:rPr>
+        <w:t>, o no apto para el servicio a Dios. Una de las cosas que el sumo sacerdote hacía en el gran día del perdón era entrar en este Lugar Santísimo y esparcir sangre sobre el arca del pacto. Esto simbolizaba que el templo había sido limpiado nuevamente de todos los pecados que el pueblo había cometido.</w:t>
+      </w:r>
+    </w:p>
+    <w:p>
+      <w:pPr/>
+      <w:r>
+        <w:rPr>
+          <w:lang w:val="es_ES" w:bidi="es_ES"/>
+        </w:rPr>
+      </w:r>
+      <w:r>
+        <w:rPr>
+          <w:lang w:val="es_ES" w:bidi="es_ES"/>
+        </w:rPr>
+        <w:t xml:space="preserve">El templo estaba en Jerusalén, la ciudad más importante de Israel. Los judíos viajaban a Jerusalén para celebrar importantes festivales y rituales en el templo. En la época de Jesús, había varios patios alrededor del templo. Si fueras un </w:t>
       </w:r>
       <w:r>
         <w:rPr>
           <w:b/>
           <w:lang w:val="es_ES" w:bidi="es_ES"/>
         </w:rPr>
-        <w:t>limpiaban</w:t>
-      </w:r>
-      <w:r>
-        <w:rPr>
-          <w:lang w:val="es_ES" w:bidi="es_ES"/>
-        </w:rPr>
-        <w:t xml:space="preserve"> a las personas. Cuando las personas eran ritualmente limpias, eso significaba que eran aceptables ante Dios.</w:t>
-      </w:r>
-    </w:p>
-    <w:p>
-      <w:pPr/>
-      <w:r>
-        <w:rPr>
-          <w:lang w:val="es_ES" w:bidi="es_ES"/>
-        </w:rPr>
-      </w:r>
-      <w:r>
-        <w:rPr>
-          <w:lang w:val="es_ES" w:bidi="es_ES"/>
-        </w:rPr>
-        <w:t>Dios le dijo a Moisés que hiciera una tienda de campaña especial que fuera el lugar donde las personas pudieran encontrarse con Dios de manera segura. Este era el tabernáculo. Las personas hacían el tabernáculo con paneles de madera que estaban cubiertos de oro. Encima de la construcción colocaban hermosas piezas de tela. Cada vez que el pueblo viajaba, desmontaban el tabernáculo y llevaban las partes del tabernáculo con ellos en sus hombros. Cuando llegaban al siguiente lugar, lo volvían a montar.</w:t>
+        <w:t>extranjero</w:t>
+      </w:r>
+      <w:r>
+        <w:rPr>
+          <w:lang w:val="es_ES" w:bidi="es_ES"/>
+        </w:rPr>
+        <w:t xml:space="preserve"> visitando el templo, solo podías entrar hasta el patio exterior. Las </w:t>
+      </w:r>
+      <w:r>
+        <w:rPr>
+          <w:b/>
+          <w:lang w:val="es_ES" w:bidi="es_ES"/>
+        </w:rPr>
+        <w:t>mujeres</w:t>
+      </w:r>
+      <w:r>
+        <w:rPr>
+          <w:lang w:val="es_ES" w:bidi="es_ES"/>
+        </w:rPr>
+        <w:t xml:space="preserve"> judías también podían entrar en el siguiente patio. Los </w:t>
+      </w:r>
+      <w:r>
+        <w:rPr>
+          <w:b/>
+          <w:lang w:val="es_ES" w:bidi="es_ES"/>
+        </w:rPr>
+        <w:t>hombres</w:t>
+      </w:r>
+      <w:r>
+        <w:rPr>
+          <w:lang w:val="es_ES" w:bidi="es_ES"/>
+        </w:rPr>
+        <w:t xml:space="preserve"> judíos podían ir un patio más lejos. Solo los sacerdotes podían entrar en el patio donde se hacían los sacrificios. En el Antiguo Testamento, no encontramos estas reglas sobre los patios. Estas eran reglas que el pueblo judío se había hecho por sí mismo.</w:t>
+      </w:r>
+    </w:p>
+    <w:p>
+      <w:pPr/>
+      <w:r>
+        <w:rPr>
+          <w:lang w:val="es_ES" w:bidi="es_ES"/>
+        </w:rPr>
+      </w:r>
+      <w:r>
+        <w:rPr>
+          <w:lang w:val="es_ES" w:bidi="es_ES"/>
+        </w:rPr>
+        <w:t xml:space="preserve">Pero incluso en el Antiguo Testamento, solo los </w:t>
+      </w:r>
+      <w:r>
+        <w:rPr>
+          <w:b/>
+          <w:lang w:val="es_ES" w:bidi="es_ES"/>
+        </w:rPr>
+        <w:t>sacerdotes</w:t>
+      </w:r>
+      <w:r>
+        <w:rPr>
+          <w:lang w:val="es_ES" w:bidi="es_ES"/>
+        </w:rPr>
+        <w:t xml:space="preserve"> podían entrar en el templo, y solo el sumo sacerdote podía ir a través de la pesada cortina hacia el Lugar Santísimo. Todo esto le mostraba al pueblo lo santo que era Dios, y lo diferente y separado que estaba él de las personas. Cuando Jesús murió en la </w:t>
+      </w:r>
+      <w:r>
+        <w:rPr>
+          <w:lang w:val="es_ES" w:bidi="es_ES"/>
+        </w:rPr>
+        <w:t>cruz</w:t>
+      </w:r>
+      <w:r>
+        <w:rPr>
+          <w:lang w:val="es_ES" w:bidi="es_ES"/>
+        </w:rPr>
+        <w:t>, algo muy extraño sucedió dentro del templo. El libro de Mateo nos dice que ¡la cortina del templo se rasgó por la mitad de arriba abajo! Esto nos mostró que debido a la muerte de Jesús, esta gran separación entre Dios y las personas desapareció. El sacrificio de Jesús hizo posible que las personas ahora se acercaran a Dios sin miedo y vacilación.</w:t>
+      </w:r>
+    </w:p>
+    <w:p>
+      <w:pPr/>
+      <w:r>
+        <w:rPr>
+          <w:lang w:val="es_ES" w:bidi="es_ES"/>
+        </w:rPr>
+      </w:r>
+      <w:r>
+        <w:rPr>
+          <w:lang w:val="es_ES" w:bidi="es_ES"/>
+        </w:rPr>
+        <w:t>Unos 40 años después de que Jesús regresara al cielo, los Romanos destruyeron este templo. El pueblo judío se había rebelado contra los romanos, que estaban gobernando sobre ellos, y por eso los romanos quemaron Jerusalén y destruyeron completamente el templo. Después de esto, los judíos nunca pudieron reconstruir el templo de nuevo.</w:t>
+      </w:r>
+    </w:p>
+    <w:p>
+      <w:pPr/>
+      <w:r>
+        <w:rPr>
+          <w:lang w:val="es_ES" w:bidi="es_ES"/>
+        </w:rPr>
+      </w:r>
+      <w:r>
+        <w:rPr>
+          <w:lang w:val="es_ES" w:bidi="es_ES"/>
+        </w:rPr>
+        <w:t xml:space="preserve">Pablo en su carta le dijo a las personas que la </w:t>
+      </w:r>
+      <w:r>
+        <w:rPr>
+          <w:lang w:val="es_ES" w:bidi="es_ES"/>
+        </w:rPr>
+        <w:t>iglesia</w:t>
+      </w:r>
+      <w:r>
+        <w:rPr>
+          <w:lang w:val="es_ES" w:bidi="es_ES"/>
+        </w:rPr>
+        <w:t xml:space="preserve">, los </w:t>
+      </w:r>
+      <w:r>
+        <w:rPr>
+          <w:lang w:val="es_ES" w:bidi="es_ES"/>
+        </w:rPr>
+        <w:t>creyentes</w:t>
+      </w:r>
+      <w:r>
+        <w:rPr>
+          <w:lang w:val="es_ES" w:bidi="es_ES"/>
+        </w:rPr>
+        <w:t xml:space="preserve"> que ahora están en Jesús juntos, ahora son el templo de Dios. La comunidad de creyentes es el lugar donde Dios vive en la tierra, y donde las personas pueden encontrarse con Dios.</w:t>
+      </w:r>
+    </w:p>
+    <w:p>
+      <w:pPr/>
+      <w:r>
+        <w:rPr>
+          <w:lang w:val="es_ES" w:bidi="es_ES"/>
+        </w:rPr>
+      </w:r>
+      <w:r>
+        <w:rPr>
+          <w:lang w:val="es_ES" w:bidi="es_ES"/>
+        </w:rPr>
+        <w:t>En el libro de Apocalipsis escuchamos que cuando Jesús regrese para gobernar la tierra, no habrá otro templo. No habrá necesidad de un templo, porque Dios vivirá en medio del pueblo, ¡sin ninguna separación!</w:t>
+      </w:r>
+    </w:p>
+    <w:p>
+      <w:pPr/>
+      <w:r>
+        <w:rPr>
+          <w:lang w:val="es_ES" w:bidi="es_ES"/>
+        </w:rPr>
+      </w:r>
+      <w:r>
+        <w:rPr>
+          <w:lang w:val="es_ES" w:bidi="es_ES"/>
+        </w:rPr>
+        <w:t>Encontramos otras frases en la Biblia que se usan para el templo, tales como:</w:t>
+      </w:r>
+    </w:p>
+    <w:p>
+      <w:pPr/>
+      <w:r>
+        <w:rPr>
+          <w:lang w:val="es_ES" w:bidi="es_ES"/>
+        </w:rPr>
+      </w:r>
+      <w:r>
+        <w:rPr>
+          <w:lang w:val="es_ES" w:bidi="es_ES"/>
+        </w:rPr>
+        <w:t xml:space="preserve">La Biblia también menciona algunos templos que están dedicados a los dioses que otras personas estaban adorando, como el templo de Dagón en el libro de los Jueces o el templo de Artemisa en el libro de los Hechos. Estos templos eran muy diferentes del templo en Jerusalén y siempre contenían un </w:t>
+      </w:r>
+      <w:r>
+        <w:rPr>
+          <w:lang w:val="es_ES" w:bidi="es_ES"/>
+        </w:rPr>
+        <w:t>ídolo</w:t>
+      </w:r>
+      <w:r>
+        <w:rPr>
+          <w:lang w:val="es_ES" w:bidi="es_ES"/>
+        </w:rPr>
+        <w:t>, una estatua de estos dioses. El templo de Dios no tenía una estatua, porque Dios había prohibido al pueblo hacer una imagen de Dios.</w:t>
+      </w:r>
+    </w:p>
+    <w:p>
+      <w:pPr/>
+      <w:r>
+        <w:rPr>
+          <w:lang w:val="es_ES" w:bidi="es_ES"/>
+        </w:rPr>
+      </w:r>
+      <w:r>
+        <w:rPr>
+          <w:b/>
+          <w:lang w:val="es_ES" w:bidi="es_ES"/>
+        </w:rPr>
+        <w:t>Cuando estés traduciendo "templo", ten cuidado con las siguientes cosas:</w:t>
+      </w:r>
+    </w:p>
+    <w:p>
+      <w:pPr/>
+      <w:r>
+        <w:rPr>
+          <w:lang w:val="es_ES" w:bidi="es_ES"/>
+        </w:rPr>
+      </w:r>
+      <w:r>
+        <w:rPr>
+          <w:lang w:val="es_ES" w:bidi="es_ES"/>
+        </w:rPr>
+        <w:t>Tu idioma puede tener una palabra que se usa para un lugar de adoración que está dedicado a un dios específico en tu cultura. Esta palabra puede no ser la correcta para la palabra templo en la Biblia, a menos que des alguna explicación sobre la diferencia. Quizás podrías decir "templo de Dios" para dejar claro que es diferente de los templos en tu comunidad.</w:t>
+      </w:r>
+    </w:p>
+    <w:p>
+      <w:pPr/>
+      <w:r>
+        <w:rPr>
+          <w:lang w:val="es_ES" w:bidi="es_ES"/>
+        </w:rPr>
+      </w:r>
+      <w:r>
+        <w:rPr>
+          <w:lang w:val="es_ES" w:bidi="es_ES"/>
+        </w:rPr>
+        <w:t>Otros posibles nombres para el templo son:</w:t>
+      </w:r>
+    </w:p>
+    <w:p>
+      <w:pPr/>
+      <w:r>
+        <w:rPr>
+          <w:lang w:val="es_ES" w:bidi="es_ES"/>
+        </w:rPr>
+      </w:r>
+      <w:r>
+        <w:rPr>
+          <w:lang w:val="es_ES" w:bidi="es_ES"/>
+        </w:rPr>
+        <w:t xml:space="preserve">Recuerda que también necesitarás una palabra diferente para </w:t>
+      </w:r>
+      <w:r>
+        <w:rPr>
+          <w:lang w:val="es_ES" w:bidi="es_ES"/>
+        </w:rPr>
+        <w:t>tabernáculo</w:t>
+      </w:r>
+      <w:r>
+        <w:rPr>
+          <w:lang w:val="es_ES" w:bidi="es_ES"/>
+        </w:rPr>
+        <w:t>.</w:t>
+      </w:r>
+    </w:p>
+    <w:p>
+      <w:pPr/>
+      <w:r>
+        <w:rPr>
+          <w:lang w:val="es_ES" w:bidi="es_ES"/>
+        </w:rPr>
+      </w:r>
+      <w:r>
+        <w:rPr>
+          <w:lang w:val="es_ES" w:bidi="es_ES"/>
+        </w:rPr>
+        <w:t xml:space="preserve">Además, ten cuidado de que las personas no se confundan con la palabra que estás eligiendo para </w:t>
+      </w:r>
+      <w:r>
+        <w:rPr>
+          <w:lang w:val="es_ES" w:bidi="es_ES"/>
+        </w:rPr>
+        <w:t>sinagoga</w:t>
+      </w:r>
+      <w:r>
+        <w:rPr>
+          <w:lang w:val="es_ES" w:bidi="es_ES"/>
+        </w:rPr>
+        <w:t>. Una sinagoga era un lugar donde los judíos se reunían para orar y para el estudio de la palabra de Dios. Las personas no ofrecían sacrificios en una sinagoga. Había muchas sinagogas, pero solo hay un templo.</w:t>
+      </w:r>
+      <w:r>
+        <w:rPr>
+          <w:lang w:val="es_ES" w:bidi="es_ES"/>
+        </w:rPr>
+      </w:r>
+      <w:r>
+        <w:rPr>
+          <w:lang w:val="es_ES" w:bidi="es_ES"/>
+        </w:rPr>
+      </w:r>
+    </w:p>
+    <w:p>
+      <w:pPr/>
+      <w:r>
+        <w:rPr>
+          <w:lang w:val="es_ES" w:bidi="es_ES"/>
+        </w:rPr>
+      </w:r>
+    </w:p>
+    <w:p>
+      <w:pPr>
+        <w:pStyle w:val="Heading2"/>
+      </w:pPr>
+      <w:r>
+        <w:rPr>
+          <w:lang w:val="es_ES" w:bidi="es_ES"/>
+        </w:rPr>
+        <w:t>tenants</w:t>
+      </w:r>
+      <w:r>
+        <w:rPr>
+          <w:lang w:val="es_ES" w:bidi="es_ES"/>
+        </w:rPr>
       </w:r>
     </w:p>
     <w:p>
@@ -364,222 +1787,326 @@
           <w:b/>
           <w:lang w:val="es_ES" w:bidi="es_ES"/>
         </w:rPr>
+        <w:t>arrendatarios</w:t>
+      </w:r>
+      <w:r>
+        <w:rPr>
+          <w:lang w:val="es_ES" w:bidi="es_ES"/>
+        </w:rPr>
+        <w:t xml:space="preserve"> son personas que cuidan de la tierra o los campos para un dueño que no vive en la propiedad. Los arrendatarios le dan parte de la cosecha del campo al dueño como pago por el uso de la propiedad.</w:t>
+      </w:r>
+      <w:r>
+        <w:rPr>
+          <w:lang w:val="es_ES" w:bidi="es_ES"/>
+        </w:rPr>
+      </w:r>
+      <w:r>
+        <w:rPr>
+          <w:lang w:val="es_ES" w:bidi="es_ES"/>
+        </w:rPr>
+      </w:r>
+    </w:p>
+    <w:p>
+      <w:pPr/>
+      <w:r>
+        <w:rPr>
+          <w:lang w:val="es_ES" w:bidi="es_ES"/>
+        </w:rPr>
+      </w:r>
+    </w:p>
+    <w:p>
+      <w:pPr>
+        <w:pStyle w:val="Heading2"/>
+      </w:pPr>
+      <w:r>
+        <w:rPr>
+          <w:lang w:val="es_ES" w:bidi="es_ES"/>
+        </w:rPr>
+        <w:t>testimony</w:t>
+      </w:r>
+      <w:r>
+        <w:rPr>
+          <w:lang w:val="es_ES" w:bidi="es_ES"/>
+        </w:rPr>
+      </w:r>
+    </w:p>
+    <w:p>
+      <w:pPr/>
+      <w:r>
+        <w:rPr>
+          <w:lang w:val="es_ES" w:bidi="es_ES"/>
+        </w:rPr>
+      </w:r>
+      <w:r>
+        <w:rPr>
+          <w:lang w:val="es_ES" w:bidi="es_ES"/>
+        </w:rPr>
+        <w:t xml:space="preserve">Cuando alguien da un </w:t>
+      </w:r>
+      <w:r>
+        <w:rPr>
+          <w:b/>
+          <w:lang w:val="es_ES" w:bidi="es_ES"/>
+        </w:rPr>
+        <w:t>testimonio</w:t>
+      </w:r>
+      <w:r>
+        <w:rPr>
+          <w:lang w:val="es_ES" w:bidi="es_ES"/>
+        </w:rPr>
+        <w:t>, esto significa que está diciendo algo que sabe que realmente es verdad.</w:t>
+      </w:r>
+    </w:p>
+    <w:p>
+      <w:pPr/>
+      <w:r>
+        <w:rPr>
+          <w:lang w:val="es_ES" w:bidi="es_ES"/>
+        </w:rPr>
+      </w:r>
+      <w:r>
+        <w:rPr>
+          <w:lang w:val="es_ES" w:bidi="es_ES"/>
+        </w:rPr>
+        <w:t>Una persona que da un testimonio es alguien que testifica. Por ejemplo, después de que Jesús murió y volvió a vivir, muchas personas lo vieron. Ellos podían testificar a otras personas que Jesús realmente estaba vivo. Ellos sabían que esto era verdad, porque habían visto a Jesús con sus propios ojos. Las personas que creían que lo que los seguidores de Jesús decían era verdad creían en el testimonio de los seguidores.</w:t>
+      </w:r>
+    </w:p>
+    <w:p>
+      <w:pPr/>
+      <w:r>
+        <w:rPr>
+          <w:lang w:val="es_ES" w:bidi="es_ES"/>
+        </w:rPr>
+      </w:r>
+      <w:r>
+        <w:rPr>
+          <w:lang w:val="es_ES" w:bidi="es_ES"/>
+        </w:rPr>
+        <w:t>Un objeto también puede ser un testimonio. Un objeto puede probarle a las personas que algo es verdad, o puede recordarles a las personas que algo es verdad. Por ejemplo, en el Antiguo Testamento, las personas llamaban las tablas de piedra con la ley de Dios "el testimonio". Esta ley probaba que Dios y el pueblo de Israel tenían un pacto, o una relación especial. Las personas a veces llaman el Arca del Pacto el Arca del Testimonio porque el arca le muestra al pueblo de Israel lo que es verdad acerca de Dios, que él siempre está con ellos.</w:t>
+      </w:r>
+      <w:r>
+        <w:rPr>
+          <w:lang w:val="es_ES" w:bidi="es_ES"/>
+        </w:rPr>
+      </w:r>
+      <w:r>
+        <w:rPr>
+          <w:lang w:val="es_ES" w:bidi="es_ES"/>
+        </w:rPr>
+      </w:r>
+    </w:p>
+    <w:p>
+      <w:pPr/>
+      <w:r>
+        <w:rPr>
+          <w:lang w:val="es_ES" w:bidi="es_ES"/>
+        </w:rPr>
+      </w:r>
+    </w:p>
+    <w:p>
+      <w:pPr>
+        <w:pStyle w:val="Heading2"/>
+      </w:pPr>
+      <w:r>
+        <w:rPr>
+          <w:lang w:val="es_ES" w:bidi="es_ES"/>
+        </w:rPr>
+        <w:t>tithe</w:t>
+      </w:r>
+      <w:r>
+        <w:rPr>
+          <w:lang w:val="es_ES" w:bidi="es_ES"/>
+        </w:rPr>
+      </w:r>
+    </w:p>
+    <w:p>
+      <w:pPr/>
+      <w:r>
+        <w:rPr>
+          <w:lang w:val="es_ES" w:bidi="es_ES"/>
+        </w:rPr>
+      </w:r>
+      <w:r>
+        <w:rPr>
+          <w:lang w:val="es_ES" w:bidi="es_ES"/>
+        </w:rPr>
+        <w:t xml:space="preserve">Cuando las personas dan el </w:t>
+      </w:r>
+      <w:r>
+        <w:rPr>
+          <w:b/>
+          <w:lang w:val="es_ES" w:bidi="es_ES"/>
+        </w:rPr>
+        <w:t>diezmo</w:t>
+      </w:r>
+      <w:r>
+        <w:rPr>
+          <w:lang w:val="es_ES" w:bidi="es_ES"/>
+        </w:rPr>
+        <w:t xml:space="preserve">, están dando una décima parte de su ingreso a Dios. Dios había dicho a los </w:t>
+      </w:r>
+      <w:r>
+        <w:rPr>
+          <w:lang w:val="es_ES" w:bidi="es_ES"/>
+        </w:rPr>
+        <w:t>israelitas</w:t>
+      </w:r>
+      <w:r>
+        <w:rPr>
+          <w:lang w:val="es_ES" w:bidi="es_ES"/>
+        </w:rPr>
+        <w:t xml:space="preserve"> que una décima parte de todos sus bienes pertenecían a </w:t>
+      </w:r>
+      <w:r>
+        <w:rPr>
+          <w:lang w:val="es_ES" w:bidi="es_ES"/>
+        </w:rPr>
+        <w:t>Dios</w:t>
+      </w:r>
+      <w:r>
+        <w:rPr>
+          <w:lang w:val="es_ES" w:bidi="es_ES"/>
+        </w:rPr>
+        <w:t xml:space="preserve">. Esto incluía cosas como su cosecha de fruta y de grano, vino, aceite y animales. Una décima parte de los animales o cosecha de alguien significa, por ejemplo, que si alguien tiene diez vacas, una de ellas pertenece a Dios. Si ellos tienen 100 vacas, ¡diez pertenecen a Dios! Si ellos tienen 10 cestas de grano, una cesta de grano pertenece a Dios. Los israelitas daban esta porción de su cosecha y de sus animales para la obra en el </w:t>
+      </w:r>
+      <w:r>
+        <w:rPr>
+          <w:lang w:val="es_ES" w:bidi="es_ES"/>
+        </w:rPr>
+        <w:t>templo</w:t>
+      </w:r>
+      <w:r>
+        <w:rPr>
+          <w:lang w:val="es_ES" w:bidi="es_ES"/>
+        </w:rPr>
+        <w:t xml:space="preserve"> de Dios. Dios dijo que los </w:t>
+      </w:r>
+      <w:r>
+        <w:rPr>
+          <w:lang w:val="es_ES" w:bidi="es_ES"/>
+        </w:rPr>
         <w:t>sacerdotes</w:t>
       </w:r>
       <w:r>
         <w:rPr>
           <w:lang w:val="es_ES" w:bidi="es_ES"/>
         </w:rPr>
-        <w:t xml:space="preserve"> eran personas especiales que trabajaban en el tabernáculo. Los sacerdotes hacían posible que las personas vinieran ante Dios y tuvieran una buena relación con Dios. Los sacerdotes hacían esto ofreciendo sacrificios en nombre del pueblo y enseñando a las personas cómo vivir.</w:t>
-      </w:r>
-    </w:p>
-    <w:p>
-      <w:pPr/>
-      <w:r>
-        <w:rPr>
-          <w:lang w:val="es_ES" w:bidi="es_ES"/>
-        </w:rPr>
-      </w:r>
-      <w:r>
-        <w:rPr>
-          <w:lang w:val="es_ES" w:bidi="es_ES"/>
-        </w:rPr>
-        <w:t xml:space="preserve">En frente del tabernáculo había un patio. En el patio había un </w:t>
-      </w:r>
-      <w:hyperlink r:id="rId16">
-        <w:r>
-          <w:rPr>
-            <w:lang w:val="es_ES" w:bidi="es_ES"/>
-          </w:rPr>
-          <w:rPr>
-            <w:color w:val="0000EE"/>
-            <w:u w:val="single"/>
-          </w:rPr>
-          <w:t>altar</w:t>
-        </w:r>
-      </w:hyperlink>
-      <w:r>
-        <w:rPr>
-          <w:lang w:val="es_ES" w:bidi="es_ES"/>
-        </w:rPr>
-        <w:t>, que es un lugar donde los sacerdotes traían ofrendas a Dios.</w:t>
-      </w:r>
-    </w:p>
-    <w:p>
-      <w:pPr/>
-      <w:r>
-        <w:rPr>
-          <w:lang w:val="es_ES" w:bidi="es_ES"/>
-        </w:rPr>
-      </w:r>
-      <w:r>
-        <w:rPr>
-          <w:lang w:val="es_ES" w:bidi="es_ES"/>
-        </w:rPr>
-        <w:t xml:space="preserve">El tabernáculo en sí estaba dividido en dos partes. La primera parte se llamaba "el lugar santo". Solo los sacerdotes podían entrar en ese lugar. Dentro de este lugar había una mesa con 12 hogazas de pan que los sacerdotes reemplazaban cada semana, una </w:t>
-      </w:r>
-      <w:hyperlink r:id="rId17">
-        <w:r>
-          <w:rPr>
-            <w:lang w:val="es_ES" w:bidi="es_ES"/>
-          </w:rPr>
-          <w:rPr>
-            <w:color w:val="0000EE"/>
-            <w:u w:val="single"/>
-          </w:rPr>
-          <w:t>lámpara de aceite</w:t>
-        </w:r>
-      </w:hyperlink>
-      <w:r>
-        <w:rPr>
-          <w:lang w:val="es_ES" w:bidi="es_ES"/>
-        </w:rPr>
-        <w:t xml:space="preserve"> que siempre se mantenía encendida, y un pequeño altar en el que el sacerdote quemaba especias de olor dulce. Todos estos artículos eran símbolos, o imágenes, de algún significado más grande. Los sacerdotes comían las hogazas de pan, probablemente como un símbolo de compartir una comida con Dios; esto mostraba la buena relación que las personas pueden tener con Dios. El aceite en la Biblia a menudo es un símbolo para el </w:t>
-      </w:r>
-      <w:hyperlink r:id="rId18">
-        <w:r>
-          <w:rPr>
-            <w:lang w:val="es_ES" w:bidi="es_ES"/>
-          </w:rPr>
-          <w:rPr>
-            <w:color w:val="0000EE"/>
-            <w:u w:val="single"/>
-          </w:rPr>
-          <w:t>Espíritu Santo</w:t>
-        </w:r>
-      </w:hyperlink>
-      <w:r>
-        <w:rPr>
-          <w:lang w:val="es_ES" w:bidi="es_ES"/>
-        </w:rPr>
-        <w:t xml:space="preserve">, para el poder de Dios. La lámpara de aceite por lo tanto era un símbolo de Dios estar presente con el pueblo. Y las especias de olor dulce eran un símbolo de las </w:t>
+        <w:t xml:space="preserve"> y los </w:t>
+      </w:r>
+      <w:r>
+        <w:rPr>
+          <w:lang w:val="es_ES" w:bidi="es_ES"/>
+        </w:rPr>
+        <w:t>levitas</w:t>
+      </w:r>
+      <w:r>
+        <w:rPr>
+          <w:lang w:val="es_ES" w:bidi="es_ES"/>
+        </w:rPr>
+        <w:t>, que eran las personas que cuidaban del templo, debían usar estas cosas para su propio sustento, porque no tenían campos y animales propios. Cuando las personas daban el diezmo, estaban mostrando gratitud a Dios por darles todo lo que necesitaban. Ellos también estaban mostrando que sabían que todo pertenecía a Dios de todos modos.</w:t>
+      </w:r>
+      <w:r>
+        <w:rPr>
+          <w:lang w:val="es_ES" w:bidi="es_ES"/>
+        </w:rPr>
+      </w:r>
+      <w:r>
+        <w:rPr>
+          <w:lang w:val="es_ES" w:bidi="es_ES"/>
+        </w:rPr>
+      </w:r>
+    </w:p>
+    <w:p>
+      <w:pPr/>
+      <w:r>
+        <w:rPr>
+          <w:lang w:val="es_ES" w:bidi="es_ES"/>
+        </w:rPr>
+      </w:r>
+    </w:p>
+    <w:p>
+      <w:pPr>
+        <w:pStyle w:val="Heading2"/>
+      </w:pPr>
+      <w:r>
+        <w:rPr>
+          <w:lang w:val="es_ES" w:bidi="es_ES"/>
+        </w:rPr>
+        <w:t>tomb</w:t>
+      </w:r>
+      <w:r>
+        <w:rPr>
+          <w:lang w:val="es_ES" w:bidi="es_ES"/>
+        </w:rPr>
+      </w:r>
+    </w:p>
+    <w:p>
+      <w:pPr/>
+      <w:r>
+        <w:rPr>
+          <w:lang w:val="es_ES" w:bidi="es_ES"/>
+        </w:rPr>
+      </w:r>
+      <w:r>
+        <w:rPr>
+          <w:lang w:val="es_ES" w:bidi="es_ES"/>
+        </w:rPr>
+        <w:t xml:space="preserve">Una </w:t>
       </w:r>
       <w:r>
         <w:rPr>
           <w:b/>
           <w:lang w:val="es_ES" w:bidi="es_ES"/>
         </w:rPr>
-        <w:t>oraciones</w:t>
-      </w:r>
-      <w:r>
-        <w:rPr>
-          <w:lang w:val="es_ES" w:bidi="es_ES"/>
-        </w:rPr>
-        <w:t xml:space="preserve"> que las personas ofrecían a Dios.</w:t>
-      </w:r>
-    </w:p>
-    <w:p>
-      <w:pPr/>
-      <w:r>
-        <w:rPr>
-          <w:lang w:val="es_ES" w:bidi="es_ES"/>
-        </w:rPr>
-      </w:r>
-      <w:r>
-        <w:rPr>
-          <w:lang w:val="es_ES" w:bidi="es_ES"/>
-        </w:rPr>
-        <w:t xml:space="preserve">Al final del lugar santo colgaba una cortina pesada. Detrás de esta cortina estaba "el lugar santísimo". Dentro de este lugar santísimo estaba el arca del pacto. Esta era un cofre de madera que estaba completamente cubierto de oro, por dentro y por fuera. En la parte superior del cofre había dos criaturas con alas que representaban un tipo especial de </w:t>
-      </w:r>
-      <w:hyperlink r:id="rId19">
-        <w:r>
-          <w:rPr>
-            <w:lang w:val="es_ES" w:bidi="es_ES"/>
-          </w:rPr>
-          <w:rPr>
-            <w:color w:val="0000EE"/>
-            <w:u w:val="single"/>
-          </w:rPr>
-          <w:t>ángel</w:t>
-        </w:r>
-      </w:hyperlink>
-      <w:r>
-        <w:rPr>
-          <w:lang w:val="es_ES" w:bidi="es_ES"/>
-        </w:rPr>
-        <w:t>. Este cofre simbolizaba el trono de Dios.</w:t>
-      </w:r>
-    </w:p>
-    <w:p>
-      <w:pPr/>
-      <w:r>
-        <w:rPr>
-          <w:lang w:val="es_ES" w:bidi="es_ES"/>
-        </w:rPr>
-      </w:r>
-      <w:r>
-        <w:rPr>
-          <w:lang w:val="es_ES" w:bidi="es_ES"/>
-        </w:rPr>
-        <w:t xml:space="preserve">Este era el lugar santísimo, porque Dios mismo estaba en este lugar. Solo el </w:t>
-      </w:r>
-      <w:hyperlink r:id="rId20">
-        <w:r>
-          <w:rPr>
-            <w:lang w:val="es_ES" w:bidi="es_ES"/>
-          </w:rPr>
-          <w:rPr>
-            <w:color w:val="0000EE"/>
-            <w:u w:val="single"/>
-          </w:rPr>
-          <w:t>sumo sacerdote</w:t>
-        </w:r>
-      </w:hyperlink>
-      <w:r>
-        <w:rPr>
-          <w:lang w:val="es_ES" w:bidi="es_ES"/>
-        </w:rPr>
-        <w:t xml:space="preserve">, el sacerdote más importante, podía entrar en este lugar, y solo podía entrar una vez al año. El sumo sacerdote entraba en el "día de la expiación", el gran día del </w:t>
-      </w:r>
-      <w:hyperlink r:id="rId21">
-        <w:r>
-          <w:rPr>
-            <w:lang w:val="es_ES" w:bidi="es_ES"/>
-          </w:rPr>
-          <w:rPr>
-            <w:color w:val="0000EE"/>
-            <w:u w:val="single"/>
-          </w:rPr>
-          <w:t>perdón</w:t>
-        </w:r>
-      </w:hyperlink>
-      <w:r>
-        <w:rPr>
-          <w:lang w:val="es_ES" w:bidi="es_ES"/>
-        </w:rPr>
-        <w:t>. Aunque los israelitas le pedían a Dios el perdón por sus pecados todos los días, una vez al año el sumo sacerdote pedía perdón por todos los pecados que todas las personas habían cometido sin saberlo en el año anterior. Los pecados que las personas cometían hacían que el tabernáculo fuera impuro, o no apto para el servicio a Dios. Una de las cosas que el sumo sacerdote hacía en el gran día del perdón era entrar en este lugar santísimo y esparcir sangre sobre el arca del pacto. Esto simbolizaba que el templo había sido limpiado nuevamente de todos los pecados que el pueblo había cometido.</w:t>
-      </w:r>
-    </w:p>
-    <w:p>
-      <w:pPr/>
-      <w:r>
-        <w:rPr>
-          <w:lang w:val="es_ES" w:bidi="es_ES"/>
-        </w:rPr>
-      </w:r>
-      <w:r>
-        <w:rPr>
-          <w:lang w:val="es_ES" w:bidi="es_ES"/>
-        </w:rPr>
-        <w:t xml:space="preserve">Mucho después, cuando los israelitas se habían establecido en la tierra, reemplazaron el tabernáculo con un edificio permanente, el </w:t>
-      </w:r>
-      <w:hyperlink r:id="rId22">
-        <w:r>
-          <w:rPr>
-            <w:lang w:val="es_ES" w:bidi="es_ES"/>
-          </w:rPr>
-          <w:rPr>
-            <w:color w:val="0000EE"/>
-            <w:u w:val="single"/>
-          </w:rPr>
-          <w:t>templo</w:t>
-        </w:r>
-      </w:hyperlink>
-      <w:r>
-        <w:rPr>
-          <w:lang w:val="es_ES" w:bidi="es_ES"/>
-        </w:rPr>
-        <w:t>. El templo tenía la misma función que el tabernáculo, y tenía la misma estructura con un patio, un lugar santo y un lugar santísimo.</w:t>
+        <w:t>tumba</w:t>
+      </w:r>
+      <w:r>
+        <w:rPr>
+          <w:lang w:val="es_ES" w:bidi="es_ES"/>
+        </w:rPr>
+        <w:t xml:space="preserve"> es el nombre de un lugar donde las personas entierran a una persona muerta. En la Biblia, esto podría ser una cueva natural en una roca, o podría ser un agujero que las personas cortaban en la roca. Las personas ricas podían tener una gran tumba tallada en la roca con muchas decoraciones. Las personas pobres podían estar enterradas dentro de una cueva natural, o incluso simplemente enterradas en la arena.</w:t>
+      </w:r>
+    </w:p>
+    <w:p>
+      <w:pPr/>
+      <w:r>
+        <w:rPr>
+          <w:lang w:val="es_ES" w:bidi="es_ES"/>
+        </w:rPr>
+      </w:r>
+      <w:r>
+        <w:rPr>
+          <w:lang w:val="es_ES" w:bidi="es_ES"/>
+        </w:rPr>
+        <w:t>Las personas envolvían el cuerpo muerto en una tela y lo colocaban directamente dentro de la tumba.</w:t>
+      </w:r>
+    </w:p>
+    <w:p>
+      <w:pPr/>
+      <w:r>
+        <w:rPr>
+          <w:lang w:val="es_ES" w:bidi="es_ES"/>
+        </w:rPr>
+      </w:r>
+      <w:r>
+        <w:rPr>
+          <w:lang w:val="es_ES" w:bidi="es_ES"/>
+        </w:rPr>
+        <w:t>Más de una persona podía estar enterrada en la misma tumba. Una familia podía tener una tumba en la que enterraban a todos sus miembros muertos. Dentro de la tumba podían haber estantes para los diferentes cuerpos.</w:t>
+      </w:r>
+    </w:p>
+    <w:p>
+      <w:pPr/>
+      <w:r>
+        <w:rPr>
+          <w:lang w:val="es_ES" w:bidi="es_ES"/>
+        </w:rPr>
+      </w:r>
+      <w:r>
+        <w:rPr>
+          <w:lang w:val="es_ES" w:bidi="es_ES"/>
+        </w:rPr>
+        <w:t>Las personas cerraban la abertura de una tumba con una pila de rocas, o con una gran losa de roca. Esta roca sería redonda para que las personas pudieran rodarla. La roca sería tan pesada que se necesitarían varias personas para moverla.</w:t>
       </w:r>
       <w:r>
         <w:rPr>
@@ -608,117 +2135,191 @@
         <w:rPr>
           <w:lang w:val="es_ES" w:bidi="es_ES"/>
         </w:rPr>
-        <w:t>teacher</w:t>
-      </w:r>
-      <w:r>
-        <w:rPr>
-          <w:lang w:val="es_ES" w:bidi="es_ES"/>
-        </w:rPr>
-      </w:r>
-    </w:p>
-    <w:p>
-      <w:pPr/>
-      <w:r>
-        <w:rPr>
-          <w:lang w:val="es_ES" w:bidi="es_ES"/>
-        </w:rPr>
-      </w:r>
-      <w:r>
-        <w:rPr>
-          <w:lang w:val="es_ES" w:bidi="es_ES"/>
-        </w:rPr>
-        <w:t xml:space="preserve">Un </w:t>
+        <w:t>tongues</w:t>
+      </w:r>
+      <w:r>
+        <w:rPr>
+          <w:lang w:val="es_ES" w:bidi="es_ES"/>
+        </w:rPr>
+      </w:r>
+    </w:p>
+    <w:p>
+      <w:pPr/>
+      <w:r>
+        <w:rPr>
+          <w:lang w:val="es_ES" w:bidi="es_ES"/>
+        </w:rPr>
+      </w:r>
+      <w:r>
+        <w:rPr>
+          <w:lang w:val="es_ES" w:bidi="es_ES"/>
+        </w:rPr>
+        <w:t xml:space="preserve">En la Biblia, la palabra </w:t>
       </w:r>
       <w:r>
         <w:rPr>
           <w:b/>
           <w:lang w:val="es_ES" w:bidi="es_ES"/>
         </w:rPr>
-        <w:t>maestro</w:t>
-      </w:r>
-      <w:r>
-        <w:rPr>
-          <w:lang w:val="es_ES" w:bidi="es_ES"/>
-        </w:rPr>
-        <w:t xml:space="preserve"> en la Biblia siempre es un </w:t>
+        <w:t>lengua</w:t>
+      </w:r>
+      <w:r>
+        <w:rPr>
+          <w:lang w:val="es_ES" w:bidi="es_ES"/>
+        </w:rPr>
+        <w:t xml:space="preserve"> se usa como otra palabra para lenguaje. Entonces, las personas que hablan un idioma extranjero son personas que hablan un idioma que tú no entiendes.</w:t>
+      </w:r>
+    </w:p>
+    <w:p>
+      <w:pPr/>
+      <w:r>
+        <w:rPr>
+          <w:lang w:val="es_ES" w:bidi="es_ES"/>
+        </w:rPr>
+      </w:r>
+      <w:r>
+        <w:rPr>
+          <w:lang w:val="es_ES" w:bidi="es_ES"/>
+        </w:rPr>
+        <w:t xml:space="preserve">Pero alguien que habla "una lengua" o que habla "en lenguas", también puede referirse a una persona que tiene un don especial del </w:t>
+      </w:r>
+      <w:r>
+        <w:rPr>
+          <w:lang w:val="es_ES" w:bidi="es_ES"/>
+        </w:rPr>
+        <w:t>Espíritu Santo</w:t>
+      </w:r>
+      <w:r>
+        <w:rPr>
+          <w:lang w:val="es_ES" w:bidi="es_ES"/>
+        </w:rPr>
+        <w:t xml:space="preserve">. Cuando las personas hablan en lenguas como esta, normalmente no entienden lo que están diciendo. El Espíritu Santo está haciendo que estas personas hablen en un idioma que ellos mismos no conocen. En este idioma desconocido, el pueblo está alabando a Dios o hablando alguna verdad sobre Dios. A veces las personas que escuchan esto son capaces de entender las palabras; a veces porque casualmente conocen el idioma, o a veces porque el Espíritu Santo les está dando la explicación. Por ejemplo, cuando el Espíritu Santo vino sobre los nuevos </w:t>
+      </w:r>
+      <w:r>
+        <w:rPr>
+          <w:lang w:val="es_ES" w:bidi="es_ES"/>
+        </w:rPr>
+        <w:t>creyentes</w:t>
+      </w:r>
+      <w:r>
+        <w:rPr>
+          <w:lang w:val="es_ES" w:bidi="es_ES"/>
+        </w:rPr>
+        <w:t xml:space="preserve"> en el tiempo de Pentecostés, el pueblo comenzó a hablar en lenguas. Los creyentes que estaban hablando estos idiomas no los entendían, pero todos en la multitud podían entender lo que los creyentes estaban diciendo, ¡aunque las personas en la multitud venían de todo el mundo y hablaban muchos idiomas diferentes!</w:t>
+      </w:r>
+    </w:p>
+    <w:p>
+      <w:pPr/>
+      <w:r>
+        <w:rPr>
+          <w:lang w:val="es_ES" w:bidi="es_ES"/>
+        </w:rPr>
+      </w:r>
+      <w:r>
+        <w:rPr>
+          <w:lang w:val="es_ES" w:bidi="es_ES"/>
+        </w:rPr>
+        <w:t xml:space="preserve">El don de hablar en lenguas es uno de los dones que el Espíritu Santo puede dar a los creyentes. Otros dones pueden ser, por ejemplo, tener conocimiento especial, o sabiduría, o la capacidad para realizar </w:t>
+      </w:r>
+      <w:r>
+        <w:rPr>
+          <w:lang w:val="es_ES" w:bidi="es_ES"/>
+        </w:rPr>
+        <w:t>milagros</w:t>
+      </w:r>
+      <w:r>
+        <w:rPr>
+          <w:lang w:val="es_ES" w:bidi="es_ES"/>
+        </w:rPr>
+        <w:t>.</w:t>
+      </w:r>
+      <w:r>
+        <w:rPr>
+          <w:lang w:val="es_ES" w:bidi="es_ES"/>
+        </w:rPr>
+      </w:r>
+      <w:r>
+        <w:rPr>
+          <w:lang w:val="es_ES" w:bidi="es_ES"/>
+        </w:rPr>
+      </w:r>
+    </w:p>
+    <w:p>
+      <w:pPr/>
+      <w:r>
+        <w:rPr>
+          <w:lang w:val="es_ES" w:bidi="es_ES"/>
+        </w:rPr>
+      </w:r>
+    </w:p>
+    <w:p>
+      <w:pPr>
+        <w:pStyle w:val="Heading2"/>
+      </w:pPr>
+      <w:r>
+        <w:rPr>
+          <w:lang w:val="es_ES" w:bidi="es_ES"/>
+        </w:rPr>
+        <w:t>tunic</w:t>
+      </w:r>
+      <w:r>
+        <w:rPr>
+          <w:lang w:val="es_ES" w:bidi="es_ES"/>
+        </w:rPr>
+      </w:r>
+    </w:p>
+    <w:p>
+      <w:pPr/>
+      <w:r>
+        <w:rPr>
+          <w:lang w:val="es_ES" w:bidi="es_ES"/>
+        </w:rPr>
+      </w:r>
+      <w:r>
+        <w:rPr>
+          <w:lang w:val="es_ES" w:bidi="es_ES"/>
+        </w:rPr>
+        <w:t>Túnica</w:t>
+      </w:r>
+    </w:p>
+    <w:p>
+      <w:pPr/>
+      <w:r>
+        <w:rPr>
+          <w:lang w:val="es_ES" w:bidi="es_ES"/>
+        </w:rPr>
+      </w:r>
+      <w:r>
+        <w:rPr>
+          <w:lang w:val="es_ES" w:bidi="es_ES"/>
+        </w:rPr>
+        <w:t xml:space="preserve">Una túnica es un artículo de ropa que tanto hombres como mujeres usan. Es una camisa que se extiende hasta las rodillas o hasta los tobillos. Las personas podían hacer túnicas de lana o de lino. Las personas generalmente usaban un cinturón atado alrededor de la cintura por fuera de la túnica. Los hombres podían poner sus espadas en el cinturón de sus túnicas. Las personas usaban una túnica debajo de la ropa externa como un </w:t>
       </w:r>
       <w:r>
         <w:rPr>
           <w:b/>
           <w:lang w:val="es_ES" w:bidi="es_ES"/>
         </w:rPr>
-        <w:t>maestro religioso</w:t>
-      </w:r>
-      <w:r>
-        <w:rPr>
-          <w:lang w:val="es_ES" w:bidi="es_ES"/>
-        </w:rPr>
-        <w:t xml:space="preserve">: alguien que explica las </w:t>
-      </w:r>
-      <w:hyperlink r:id="rId23">
-        <w:r>
-          <w:rPr>
-            <w:lang w:val="es_ES" w:bidi="es_ES"/>
-          </w:rPr>
-          <w:rPr>
-            <w:color w:val="0000EE"/>
-            <w:u w:val="single"/>
-          </w:rPr>
-          <w:t>Escrituras</w:t>
-        </w:r>
-      </w:hyperlink>
-      <w:r>
-        <w:rPr>
-          <w:lang w:val="es_ES" w:bidi="es_ES"/>
-        </w:rPr>
-        <w:t xml:space="preserve"> a las personas. La palabra que el pueblo usaba para un maestro como este está en su idioma “</w:t>
-      </w:r>
-      <w:hyperlink r:id="rId24">
-        <w:r>
-          <w:rPr>
-            <w:lang w:val="es_ES" w:bidi="es_ES"/>
-          </w:rPr>
-          <w:rPr>
-            <w:color w:val="0000EE"/>
-            <w:u w:val="single"/>
-          </w:rPr>
-          <w:t>Rabí</w:t>
-        </w:r>
-      </w:hyperlink>
-      <w:r>
-        <w:rPr>
-          <w:lang w:val="es_ES" w:bidi="es_ES"/>
-        </w:rPr>
-        <w:t>”, y por lo tanto algunas traducciones dirán “maestro”, y otras dirán “Rabí”.</w:t>
-      </w:r>
-    </w:p>
-    <w:p>
-      <w:pPr/>
-      <w:r>
-        <w:rPr>
-          <w:lang w:val="es_ES" w:bidi="es_ES"/>
-        </w:rPr>
+        <w:t>manto</w:t>
+      </w:r>
+      <w:r>
+        <w:rPr>
+          <w:lang w:val="es_ES" w:bidi="es_ES"/>
+        </w:rPr>
+        <w:t xml:space="preserve"> o una </w:t>
       </w:r>
       <w:r>
         <w:rPr>
           <w:b/>
           <w:lang w:val="es_ES" w:bidi="es_ES"/>
         </w:rPr>
-        <w:t>Cuando estés traduciendo "maestro", ten cuidado con las siguientes cosas:</w:t>
-      </w:r>
-    </w:p>
-    <w:p>
-      <w:pPr/>
-      <w:r>
-        <w:rPr>
-          <w:lang w:val="es_ES" w:bidi="es_ES"/>
-        </w:rPr>
-      </w:r>
-      <w:r>
-        <w:rPr>
-          <w:lang w:val="es_ES" w:bidi="es_ES"/>
-        </w:rPr>
-        <w:t>Pueden usar una palabra o frase en su idioma que signifique “maestro”. Pero la palabra no debe ser una palabra que solo se usa para un maestro de niños en una escuela.</w:t>
+        <w:t>capa</w:t>
+      </w:r>
+      <w:r>
+        <w:rPr>
+          <w:lang w:val="es_ES" w:bidi="es_ES"/>
+        </w:rPr>
+        <w:t>.</w:t>
       </w:r>
       <w:r>
         <w:rPr>
@@ -747,175 +2348,53 @@
         <w:rPr>
           <w:lang w:val="es_ES" w:bidi="es_ES"/>
         </w:rPr>
-        <w:t>teachers-of-the-law</w:t>
-      </w:r>
-      <w:r>
-        <w:rPr>
-          <w:lang w:val="es_ES" w:bidi="es_ES"/>
-        </w:rPr>
-      </w:r>
-    </w:p>
-    <w:p>
-      <w:pPr/>
-      <w:r>
-        <w:rPr>
-          <w:lang w:val="es_ES" w:bidi="es_ES"/>
-        </w:rPr>
-      </w:r>
-      <w:r>
-        <w:rPr>
-          <w:lang w:val="es_ES" w:bidi="es_ES"/>
-        </w:rPr>
-        <w:t xml:space="preserve">Los </w:t>
-      </w:r>
-      <w:r>
-        <w:rPr>
-          <w:b/>
-          <w:lang w:val="es_ES" w:bidi="es_ES"/>
-        </w:rPr>
-        <w:t>maestros de la ley</w:t>
-      </w:r>
-      <w:r>
-        <w:rPr>
-          <w:lang w:val="es_ES" w:bidi="es_ES"/>
-        </w:rPr>
-        <w:t xml:space="preserve"> eran un grupo de líderes religiosos que eran expertos en la ley de Dios.</w:t>
-      </w:r>
-    </w:p>
-    <w:p>
-      <w:pPr/>
-      <w:r>
-        <w:rPr>
-          <w:lang w:val="es_ES" w:bidi="es_ES"/>
-        </w:rPr>
-      </w:r>
-      <w:r>
-        <w:rPr>
-          <w:lang w:val="es_ES" w:bidi="es_ES"/>
-        </w:rPr>
-        <w:t xml:space="preserve">La </w:t>
-      </w:r>
-      <w:hyperlink r:id="rId25">
-        <w:r>
-          <w:rPr>
-            <w:lang w:val="es_ES" w:bidi="es_ES"/>
-          </w:rPr>
-          <w:rPr>
-            <w:color w:val="0000EE"/>
-            <w:u w:val="single"/>
-          </w:rPr>
-          <w:t>ley</w:t>
-        </w:r>
-      </w:hyperlink>
-      <w:r>
-        <w:rPr>
-          <w:lang w:val="es_ES" w:bidi="es_ES"/>
-        </w:rPr>
-        <w:t xml:space="preserve"> significa el conjunto de instrucciones que Dios le dio al pueblo de </w:t>
-      </w:r>
-      <w:hyperlink r:id="rId26">
-        <w:r>
-          <w:rPr>
-            <w:lang w:val="es_ES" w:bidi="es_ES"/>
-          </w:rPr>
-          <w:rPr>
-            <w:color w:val="0000EE"/>
-            <w:u w:val="single"/>
-          </w:rPr>
-          <w:t>Israel</w:t>
-        </w:r>
-      </w:hyperlink>
-      <w:r>
-        <w:rPr>
-          <w:lang w:val="es_ES" w:bidi="es_ES"/>
-        </w:rPr>
-        <w:t xml:space="preserve"> en los primeros cinco libros del Antiguo Testamento, pero los maestros de la ley también enseñaban todas las </w:t>
-      </w:r>
-      <w:hyperlink r:id="rId23">
-        <w:r>
-          <w:rPr>
-            <w:lang w:val="es_ES" w:bidi="es_ES"/>
-          </w:rPr>
-          <w:rPr>
-            <w:color w:val="0000EE"/>
-            <w:u w:val="single"/>
-          </w:rPr>
-          <w:t>Escrituras</w:t>
-        </w:r>
-      </w:hyperlink>
-      <w:r>
-        <w:rPr>
-          <w:lang w:val="es_ES" w:bidi="es_ES"/>
-        </w:rPr>
-        <w:t>, no solo la parte de las Escrituras que hablaba de la ley. Las Escrituras se refiere a la parte de la Biblia que ahora llamamos Antiguo Testamento.</w:t>
-      </w:r>
-    </w:p>
-    <w:p>
-      <w:pPr/>
-      <w:r>
-        <w:rPr>
-          <w:lang w:val="es_ES" w:bidi="es_ES"/>
-        </w:rPr>
-      </w:r>
-      <w:r>
-        <w:rPr>
-          <w:lang w:val="es_ES" w:bidi="es_ES"/>
-        </w:rPr>
-        <w:t>Los maestros de la ley explicaban las Escrituras al pueblo. No escribían sus explicaciones, sino que se las contaban a sus estudiantes. Sus estudiantes memorizaban sus explicaciones y enseñaban estas explicaciones a la siguiente generación. Las personas seguían agregando más y más explicaciones y discusiones sobre explicaciones. En la época del Nuevo Testamento, estas explicaciones memorizadas se habían vuelto muy importantes para el pueblo, tal vez incluso más importantes que las mismas Escrituras.</w:t>
-      </w:r>
-    </w:p>
-    <w:p>
-      <w:pPr/>
-      <w:r>
-        <w:rPr>
-          <w:lang w:val="es_ES" w:bidi="es_ES"/>
-        </w:rPr>
-      </w:r>
-      <w:r>
-        <w:rPr>
-          <w:lang w:val="es_ES" w:bidi="es_ES"/>
-        </w:rPr>
-        <w:t>En la época del Nuevo Testamento, los maestros de la ley eran personas muy importantes en la comunidad. Las personas les mostraban gran respeto y a menudo los llamaban "</w:t>
-      </w:r>
-      <w:hyperlink r:id="rId24">
-        <w:r>
-          <w:rPr>
-            <w:lang w:val="es_ES" w:bidi="es_ES"/>
-          </w:rPr>
-          <w:rPr>
-            <w:color w:val="0000EE"/>
-            <w:u w:val="single"/>
-          </w:rPr>
-          <w:t>Rabí</w:t>
-        </w:r>
-      </w:hyperlink>
-      <w:r>
-        <w:rPr>
-          <w:lang w:val="es_ES" w:bidi="es_ES"/>
-        </w:rPr>
-        <w:t xml:space="preserve">", un título usado para importantes maestros religiosos. También había maestros de la ley en el </w:t>
-      </w:r>
-      <w:hyperlink r:id="rId27">
-        <w:r>
-          <w:rPr>
-            <w:lang w:val="es_ES" w:bidi="es_ES"/>
-          </w:rPr>
-          <w:rPr>
-            <w:color w:val="0000EE"/>
-            <w:u w:val="single"/>
-          </w:rPr>
-          <w:t>Sanedrín</w:t>
-        </w:r>
-      </w:hyperlink>
-      <w:r>
-        <w:rPr>
-          <w:lang w:val="es_ES" w:bidi="es_ES"/>
-        </w:rPr>
-        <w:t xml:space="preserve">, el tribunal religioso </w:t>
-      </w:r>
-      <w:r>
-        <w:rPr>
-          <w:b/>
+        <w:t>tyre</w:t>
+      </w:r>
+      <w:r>
+        <w:rPr>
+          <w:lang w:val="es_ES" w:bidi="es_ES"/>
+        </w:rPr>
+      </w:r>
+    </w:p>
+    <w:p>
+      <w:pPr/>
+      <w:r>
+        <w:rPr>
+          <w:lang w:val="es_ES" w:bidi="es_ES"/>
+        </w:rPr>
+      </w:r>
+      <w:r>
+        <w:rPr>
+          <w:lang w:val="es_ES" w:bidi="es_ES"/>
+        </w:rPr>
+        <w:t xml:space="preserve">Tiro es una ciudad en </w:t>
+      </w:r>
+      <w:r>
+        <w:rPr>
+          <w:lang w:val="es_ES" w:bidi="es_ES"/>
+        </w:rPr>
+        <w:t>Fenicia Siria</w:t>
+      </w:r>
+      <w:r>
+        <w:rPr>
+          <w:lang w:val="es_ES" w:bidi="es_ES"/>
+        </w:rPr>
+        <w:t xml:space="preserve">, o Fenicia, una región que está al norte de </w:t>
+      </w:r>
+      <w:r>
+        <w:rPr>
+          <w:lang w:val="es_ES" w:bidi="es_ES"/>
+        </w:rPr>
+        <w:t>Israel</w:t>
+      </w:r>
+      <w:r>
+        <w:rPr>
+          <w:lang w:val="es_ES" w:bidi="es_ES"/>
+        </w:rPr>
+        <w:t xml:space="preserve">. Tiro está ubicada en la costa del mar Mediterráneo. Hoy, esta ciudad es parte del país que ahora conocemos como Líbano. Durante la época de Jesús, Tiro era una ciudad importante en la región porque las personas en Fenicia eran buenas construyendo barcos y navegando a otros países en sus barcos para comprar y vender bienes. Tiro no era parte de Israel, y el pueblo </w:t>
+      </w:r>
+      <w:r>
+        <w:rPr>
           <w:lang w:val="es_ES" w:bidi="es_ES"/>
         </w:rPr>
         <w:t>judío</w:t>
@@ -924,178 +2403,14 @@
         <w:rPr>
           <w:lang w:val="es_ES" w:bidi="es_ES"/>
         </w:rPr>
-        <w:t xml:space="preserve">. </w:t>
-      </w:r>
-    </w:p>
-    <w:p>
-      <w:pPr/>
-      <w:r>
-        <w:rPr>
-          <w:lang w:val="es_ES" w:bidi="es_ES"/>
-        </w:rPr>
-      </w:r>
-      <w:r>
-        <w:rPr>
-          <w:lang w:val="es_ES" w:bidi="es_ES"/>
-        </w:rPr>
-        <w:t xml:space="preserve">Los maestros de la ley a veces se llaman </w:t>
-      </w:r>
-      <w:r>
-        <w:rPr>
-          <w:b/>
-          <w:lang w:val="es_ES" w:bidi="es_ES"/>
-        </w:rPr>
-        <w:t>escribas</w:t>
-      </w:r>
-      <w:r>
-        <w:rPr>
-          <w:lang w:val="es_ES" w:bidi="es_ES"/>
-        </w:rPr>
-        <w:t>. Un escriba significa alguien que puede escribir. Muchas personas en los tiempos de la Biblia no eran capaces de leer ni escribir. Si las personas necesitaban escribir algo, como una carta, contrataban a un escriba para que escribiera para ellas. Los escribas también copiaban las Escrituras para que el texto de las Escrituras no se perdiera. Las Escrituras no se escribían en papel, como lo hacen las personas ahora. Los libros y el papel aún no existían. En cambio, las personas escribían las Escrituras en largas tiras de papiro o pergamino. El papiro es una hoja delgada que está hecha de las fibras de cierta planta, y el pergamino está hecho de la piel de un animal. Como esas hojas eran muy largas, las personas las enrollaban. El nombre para tal hoja es rollo. Los rollos podían dañarse rápidamente, especialmente aquellos rollos hechos de papiro. Por lo tanto, los escribas siempre estaban ocupados copiando el texto de un rollo a un nuevo rollo, para que el texto no se perdiera.</w:t>
-      </w:r>
-    </w:p>
-    <w:p>
-      <w:pPr/>
-      <w:r>
-        <w:rPr>
-          <w:lang w:val="es_ES" w:bidi="es_ES"/>
-        </w:rPr>
-      </w:r>
-      <w:r>
-        <w:rPr>
-          <w:lang w:val="es_ES" w:bidi="es_ES"/>
-        </w:rPr>
-        <w:t>Sin embargo, cuando la Biblia habla de maestros de la ley, el enfoque está en su conocimiento de la ley religiosa, y no en sus habilidades para escribir.</w:t>
-      </w:r>
-    </w:p>
-    <w:p>
-      <w:pPr/>
-      <w:r>
-        <w:rPr>
-          <w:lang w:val="es_ES" w:bidi="es_ES"/>
-        </w:rPr>
-      </w:r>
-      <w:r>
-        <w:rPr>
-          <w:b/>
-          <w:lang w:val="es_ES" w:bidi="es_ES"/>
-        </w:rPr>
-        <w:t>Cuando estén traduciendo "maestros de la ley", tengan cuidado con las siguientes cosas:</w:t>
-      </w:r>
-    </w:p>
-    <w:p>
-      <w:pPr/>
-      <w:r>
-        <w:rPr>
-          <w:lang w:val="es_ES" w:bidi="es_ES"/>
-        </w:rPr>
-      </w:r>
-      <w:r>
-        <w:rPr>
-          <w:lang w:val="es_ES" w:bidi="es_ES"/>
-        </w:rPr>
-        <w:t>No deben usar una frase que haga pensar a sus oyentes que estas personas están enseñando la ley de un país. Quizás puedan usar una frase como "maestros de la ley religiosa", o "expertos en la ley religiosa" o "expertos en las Escrituras".</w:t>
-      </w:r>
-      <w:r>
-        <w:rPr>
-          <w:lang w:val="es_ES" w:bidi="es_ES"/>
-        </w:rPr>
-      </w:r>
-      <w:r>
-        <w:rPr>
-          <w:lang w:val="es_ES" w:bidi="es_ES"/>
-        </w:rPr>
-      </w:r>
-    </w:p>
-    <w:p>
-      <w:pPr/>
-      <w:r>
-        <w:rPr>
-          <w:lang w:val="es_ES" w:bidi="es_ES"/>
-        </w:rPr>
-      </w:r>
-    </w:p>
-    <w:p>
-      <w:pPr>
-        <w:pStyle w:val="Heading2"/>
-      </w:pPr>
-      <w:r>
-        <w:rPr>
-          <w:lang w:val="es_ES" w:bidi="es_ES"/>
-        </w:rPr>
-        <w:t>temple</w:t>
-      </w:r>
-      <w:r>
-        <w:rPr>
-          <w:lang w:val="es_ES" w:bidi="es_ES"/>
-        </w:rPr>
-      </w:r>
-    </w:p>
-    <w:p>
-      <w:pPr/>
-      <w:r>
-        <w:rPr>
-          <w:lang w:val="es_ES" w:bidi="es_ES"/>
-        </w:rPr>
-      </w:r>
-      <w:r>
-        <w:rPr>
-          <w:lang w:val="es_ES" w:bidi="es_ES"/>
-        </w:rPr>
-        <w:t xml:space="preserve">Un </w:t>
-      </w:r>
-      <w:r>
-        <w:rPr>
-          <w:b/>
-          <w:lang w:val="es_ES" w:bidi="es_ES"/>
-        </w:rPr>
-        <w:t>templo</w:t>
-      </w:r>
-      <w:r>
-        <w:rPr>
-          <w:lang w:val="es_ES" w:bidi="es_ES"/>
-        </w:rPr>
-        <w:t xml:space="preserve"> es un lugar donde las personas adoran a Dios. El templo en la Biblia es el lugar donde Dios se reúne con las personas. Otro nombre para el templo es </w:t>
-      </w:r>
-      <w:r>
-        <w:rPr>
-          <w:b/>
-          <w:lang w:val="es_ES" w:bidi="es_ES"/>
-        </w:rPr>
-        <w:t>la casa de Dios</w:t>
-      </w:r>
-      <w:r>
-        <w:rPr>
-          <w:lang w:val="es_ES" w:bidi="es_ES"/>
-        </w:rPr>
-        <w:t>.</w:t>
-      </w:r>
-    </w:p>
-    <w:p>
-      <w:pPr/>
-      <w:r>
-        <w:rPr>
-          <w:lang w:val="es_ES" w:bidi="es_ES"/>
-        </w:rPr>
-      </w:r>
-      <w:r>
-        <w:rPr>
-          <w:lang w:val="es_ES" w:bidi="es_ES"/>
-        </w:rPr>
-        <w:t xml:space="preserve">Los grupos de personas que vivían alrededor de </w:t>
-      </w:r>
-      <w:hyperlink r:id="rId26">
-        <w:r>
-          <w:rPr>
-            <w:lang w:val="es_ES" w:bidi="es_ES"/>
-          </w:rPr>
-          <w:rPr>
-            <w:color w:val="0000EE"/>
-            <w:u w:val="single"/>
-          </w:rPr>
-          <w:t>Israel</w:t>
-        </w:r>
-      </w:hyperlink>
+        <w:t xml:space="preserve"> sabía que el pueblo de Tiro era inmoral y no seguía las leyes de Dios. Los </w:t>
+      </w:r>
+      <w:r>
+        <w:rPr>
+          <w:lang w:val="es_ES" w:bidi="es_ES"/>
+        </w:rPr>
+        <w:t>profetas</w:t>
+      </w:r>
       <w:r>
         <w:rPr>
           <w:lang w:val="es_ES" w:bidi="es_ES"/>
@@ -1104,1619 +2419,6 @@
       </w:r>
       <w:r>
         <w:rPr>
-          <w:b/>
-          <w:lang w:val="es_ES" w:bidi="es_ES"/>
-        </w:rPr>
-        <w:t>adoraban</w:t>
-      </w:r>
-      <w:r>
-        <w:rPr>
-          <w:lang w:val="es_ES" w:bidi="es_ES"/>
-        </w:rPr>
-        <w:t xml:space="preserve"> a muchos </w:t>
-      </w:r>
-      <w:hyperlink r:id="rId28">
-        <w:r>
-          <w:rPr>
-            <w:lang w:val="es_ES" w:bidi="es_ES"/>
-          </w:rPr>
-          <w:rPr>
-            <w:color w:val="0000EE"/>
-            <w:u w:val="single"/>
-          </w:rPr>
-          <w:t>dioses</w:t>
-        </w:r>
-      </w:hyperlink>
-      <w:r>
-        <w:rPr>
-          <w:lang w:val="es_ES" w:bidi="es_ES"/>
-        </w:rPr>
-        <w:t xml:space="preserve"> diferentes, y tenían muchos templos. Pero Dios permitió que los </w:t>
-      </w:r>
-      <w:r>
-        <w:rPr>
-          <w:b/>
-          <w:lang w:val="es_ES" w:bidi="es_ES"/>
-        </w:rPr>
-        <w:t>israelitas</w:t>
-      </w:r>
-      <w:r>
-        <w:rPr>
-          <w:lang w:val="es_ES" w:bidi="es_ES"/>
-        </w:rPr>
-        <w:t xml:space="preserve"> lo adoraran solo a él, y que tuvieran solo un templo. Este templo estaba en </w:t>
-      </w:r>
-      <w:hyperlink r:id="rId29">
-        <w:r>
-          <w:rPr>
-            <w:lang w:val="es_ES" w:bidi="es_ES"/>
-          </w:rPr>
-          <w:rPr>
-            <w:color w:val="0000EE"/>
-            <w:u w:val="single"/>
-          </w:rPr>
-          <w:t>Jerusalén</w:t>
-        </w:r>
-      </w:hyperlink>
-      <w:r>
-        <w:rPr>
-          <w:lang w:val="es_ES" w:bidi="es_ES"/>
-        </w:rPr>
-        <w:t xml:space="preserve">, la ciudad más importante para los </w:t>
-      </w:r>
-      <w:r>
-        <w:rPr>
-          <w:b/>
-          <w:lang w:val="es_ES" w:bidi="es_ES"/>
-        </w:rPr>
-        <w:t>judíos</w:t>
-      </w:r>
-      <w:r>
-        <w:rPr>
-          <w:lang w:val="es_ES" w:bidi="es_ES"/>
-        </w:rPr>
-        <w:t>.</w:t>
-      </w:r>
-    </w:p>
-    <w:p>
-      <w:pPr/>
-      <w:r>
-        <w:rPr>
-          <w:lang w:val="es_ES" w:bidi="es_ES"/>
-        </w:rPr>
-      </w:r>
-      <w:r>
-        <w:rPr>
-          <w:lang w:val="es_ES" w:bidi="es_ES"/>
-        </w:rPr>
-        <w:t xml:space="preserve">Varios miles de años antes del nacimiento de Jesús, Dios había liberado a los descendientes de </w:t>
-      </w:r>
-      <w:hyperlink r:id="rId13">
-        <w:r>
-          <w:rPr>
-            <w:lang w:val="es_ES" w:bidi="es_ES"/>
-          </w:rPr>
-          <w:rPr>
-            <w:color w:val="0000EE"/>
-            <w:u w:val="single"/>
-          </w:rPr>
-          <w:t>Abraham</w:t>
-        </w:r>
-      </w:hyperlink>
-      <w:r>
-        <w:rPr>
-          <w:lang w:val="es_ES" w:bidi="es_ES"/>
-        </w:rPr>
-        <w:t xml:space="preserve">, los israelitas, de la esclavitud en Egipto. El líder de los israelitas era Moisés. Dios le dio instrucciones a Moisés sobre cuál era la manera correcta para que los israelitas adoraran a Dios. Como Dios es </w:t>
-      </w:r>
-      <w:hyperlink r:id="rId15">
-        <w:r>
-          <w:rPr>
-            <w:lang w:val="es_ES" w:bidi="es_ES"/>
-          </w:rPr>
-          <w:rPr>
-            <w:color w:val="0000EE"/>
-            <w:u w:val="single"/>
-          </w:rPr>
-          <w:t>santo</w:t>
-        </w:r>
-      </w:hyperlink>
-      <w:r>
-        <w:rPr>
-          <w:lang w:val="es_ES" w:bidi="es_ES"/>
-        </w:rPr>
-        <w:t xml:space="preserve">, y las personas son </w:t>
-      </w:r>
-      <w:r>
-        <w:rPr>
-          <w:b/>
-          <w:lang w:val="es_ES" w:bidi="es_ES"/>
-        </w:rPr>
-        <w:t>pecadoras</w:t>
-      </w:r>
-      <w:r>
-        <w:rPr>
-          <w:lang w:val="es_ES" w:bidi="es_ES"/>
-        </w:rPr>
-        <w:t xml:space="preserve">, las personas no pueden venir a Dios simplemente como son. Dios no puede soportar el pecado, así que cualquier persona que viniera a Dios directamente moriría. Pero Dios hizo posible que las personas vinieran a él a través de sacrificios y otros rituales que limpiaban a las personas. Ser </w:t>
-      </w:r>
-      <w:r>
-        <w:rPr>
-          <w:b/>
-          <w:lang w:val="es_ES" w:bidi="es_ES"/>
-        </w:rPr>
-        <w:t>limpio</w:t>
-      </w:r>
-      <w:r>
-        <w:rPr>
-          <w:lang w:val="es_ES" w:bidi="es_ES"/>
-        </w:rPr>
-        <w:t xml:space="preserve"> significa ser aceptable ante Dios.</w:t>
-      </w:r>
-    </w:p>
-    <w:p>
-      <w:pPr/>
-      <w:r>
-        <w:rPr>
-          <w:lang w:val="es_ES" w:bidi="es_ES"/>
-        </w:rPr>
-      </w:r>
-      <w:r>
-        <w:rPr>
-          <w:lang w:val="es_ES" w:bidi="es_ES"/>
-        </w:rPr>
-        <w:t xml:space="preserve">Dios le dijo a Moisés que hiciera un </w:t>
-      </w:r>
-      <w:hyperlink r:id="rId30">
-        <w:r>
-          <w:rPr>
-            <w:lang w:val="es_ES" w:bidi="es_ES"/>
-          </w:rPr>
-          <w:rPr>
-            <w:color w:val="0000EE"/>
-            <w:u w:val="single"/>
-          </w:rPr>
-          <w:t>tabernáculo</w:t>
-        </w:r>
-      </w:hyperlink>
-      <w:r>
-        <w:rPr>
-          <w:lang w:val="es_ES" w:bidi="es_ES"/>
-        </w:rPr>
-        <w:t>, que significa una tienda de campaña, que sería el lugar donde las personas podían encontrarse con Dios de manera segura. Este tabernáculo era como un templo portátil. Dondequiera que las personas viajaban, llevaban el tabernáculo con ellos.</w:t>
-      </w:r>
-    </w:p>
-    <w:p>
-      <w:pPr/>
-      <w:r>
-        <w:rPr>
-          <w:lang w:val="es_ES" w:bidi="es_ES"/>
-        </w:rPr>
-      </w:r>
-      <w:r>
-        <w:rPr>
-          <w:lang w:val="es_ES" w:bidi="es_ES"/>
-        </w:rPr>
-        <w:t xml:space="preserve">Mucho después, cuando </w:t>
-      </w:r>
-      <w:hyperlink r:id="rId31">
-        <w:r>
-          <w:rPr>
-            <w:lang w:val="es_ES" w:bidi="es_ES"/>
-          </w:rPr>
-          <w:rPr>
-            <w:color w:val="0000EE"/>
-            <w:u w:val="single"/>
-          </w:rPr>
-          <w:t>David</w:t>
-        </w:r>
-      </w:hyperlink>
-      <w:r>
-        <w:rPr>
-          <w:lang w:val="es_ES" w:bidi="es_ES"/>
-        </w:rPr>
-        <w:t xml:space="preserve"> era </w:t>
-      </w:r>
-      <w:hyperlink r:id="rId32">
-        <w:r>
-          <w:rPr>
-            <w:lang w:val="es_ES" w:bidi="es_ES"/>
-          </w:rPr>
-          <w:rPr>
-            <w:color w:val="0000EE"/>
-            <w:u w:val="single"/>
-          </w:rPr>
-          <w:t>rey</w:t>
-        </w:r>
-      </w:hyperlink>
-      <w:r>
-        <w:rPr>
-          <w:lang w:val="es_ES" w:bidi="es_ES"/>
-        </w:rPr>
-        <w:t xml:space="preserve"> de Israel, David quería reemplazar este templo portátil, el tabernáculo, con un edificio fijo. Dios no permitió que David construyera un templo para él, porque David había sido soldado y había matado personas. Pero Dios le dijo a David que su hijo podía construir este templo para Dios. Y Dios permitió que David le diera instrucciones a su hijo sobre cómo exactamente construir este templo.</w:t>
-      </w:r>
-    </w:p>
-    <w:p>
-      <w:pPr/>
-      <w:r>
-        <w:rPr>
-          <w:lang w:val="es_ES" w:bidi="es_ES"/>
-        </w:rPr>
-      </w:r>
-      <w:r>
-        <w:rPr>
-          <w:lang w:val="es_ES" w:bidi="es_ES"/>
-        </w:rPr>
-        <w:t xml:space="preserve">El rey Salomón, hijo de David, de hecho construyó un templo espléndido para Dios. Aún así, Salomón se dio cuenta de que Dios es demasiado grande para vivir realmente en el templo; él dijo que incluso ¡el </w:t>
-      </w:r>
-      <w:hyperlink r:id="rId33">
-        <w:r>
-          <w:rPr>
-            <w:lang w:val="es_ES" w:bidi="es_ES"/>
-          </w:rPr>
-          <w:rPr>
-            <w:color w:val="0000EE"/>
-            <w:u w:val="single"/>
-          </w:rPr>
-          <w:t>cielo</w:t>
-        </w:r>
-      </w:hyperlink>
-      <w:r>
-        <w:rPr>
-          <w:lang w:val="es_ES" w:bidi="es_ES"/>
-        </w:rPr>
-        <w:t xml:space="preserve"> no era lo suficientemente grande para Dios! Y así, el hecho de que Dios estaba dispuesto a bajar a la tierra y llamar a un lugar pequeño como el templo, en medio de las personas pecadoras, su hogar, era una prueba de cuánto Dios amaba a las personas.</w:t>
-      </w:r>
-    </w:p>
-    <w:p>
-      <w:pPr/>
-      <w:r>
-        <w:rPr>
-          <w:lang w:val="es_ES" w:bidi="es_ES"/>
-        </w:rPr>
-      </w:r>
-      <w:r>
-        <w:rPr>
-          <w:lang w:val="es_ES" w:bidi="es_ES"/>
-        </w:rPr>
-        <w:t>Mucho después, los enemigos de los israelitas destruyeron este templo. Dios había permitido que esto sucediera porque los israelitas habían sido infieles a Dios y habían comenzado a adorar a otros dioses. Los israelitas fueron deportados a otros países y la adoración en el templo había terminado.</w:t>
-      </w:r>
-    </w:p>
-    <w:p>
-      <w:pPr/>
-      <w:r>
-        <w:rPr>
-          <w:lang w:val="es_ES" w:bidi="es_ES"/>
-        </w:rPr>
-      </w:r>
-      <w:r>
-        <w:rPr>
-          <w:lang w:val="es_ES" w:bidi="es_ES"/>
-        </w:rPr>
-        <w:t xml:space="preserve">Pero después de muchos años, Dios permitió que los israelitas, que para esa época eran llamados más a menudo </w:t>
-      </w:r>
-      <w:r>
-        <w:rPr>
-          <w:b/>
-          <w:lang w:val="es_ES" w:bidi="es_ES"/>
-        </w:rPr>
-        <w:t>judíos</w:t>
-      </w:r>
-      <w:r>
-        <w:rPr>
-          <w:lang w:val="es_ES" w:bidi="es_ES"/>
-        </w:rPr>
-        <w:t>, regresaran a la tierra. Los judíos construyeron un nuevo templo para Dios. Este templo era mucho más pequeño que el primero.</w:t>
-      </w:r>
-    </w:p>
-    <w:p>
-      <w:pPr/>
-      <w:r>
-        <w:rPr>
-          <w:lang w:val="es_ES" w:bidi="es_ES"/>
-        </w:rPr>
-      </w:r>
-      <w:r>
-        <w:rPr>
-          <w:lang w:val="es_ES" w:bidi="es_ES"/>
-        </w:rPr>
-        <w:t>Unos 20 años antes del nacimiento de Jesús, un gobernante llamado el rey Herodes comenzó a reconstruir ese pequeño templo y convertirlo en algo muy grande e impresionante. Él hizo esto porque quería hacer felices a los judíos para que apoyaran su gobierno. En la época de Jesús, la obra en este templo todavía estaba progresando.</w:t>
-      </w:r>
-    </w:p>
-    <w:p>
-      <w:pPr/>
-      <w:r>
-        <w:rPr>
-          <w:lang w:val="es_ES" w:bidi="es_ES"/>
-        </w:rPr>
-      </w:r>
-      <w:r>
-        <w:rPr>
-          <w:lang w:val="es_ES" w:bidi="es_ES"/>
-        </w:rPr>
-        <w:t xml:space="preserve">Todos estos templos, y también el tabernáculo portátil, tenían la misma estructura básica, y los mismos rituales se llevaban a cabo. Había un patio en frente del templo. Aquí es donde los </w:t>
-      </w:r>
-      <w:r>
-        <w:rPr>
-          <w:b/>
-          <w:lang w:val="es_ES" w:bidi="es_ES"/>
-        </w:rPr>
-        <w:t>sacerdotes</w:t>
-      </w:r>
-      <w:r>
-        <w:rPr>
-          <w:lang w:val="es_ES" w:bidi="es_ES"/>
-        </w:rPr>
-        <w:t xml:space="preserve"> y los levitas trabajaban para realizar los sacrificios que los israelitas hacían. Los </w:t>
-      </w:r>
-      <w:r>
-        <w:rPr>
-          <w:b/>
-          <w:lang w:val="es_ES" w:bidi="es_ES"/>
-        </w:rPr>
-        <w:t>levitas</w:t>
-      </w:r>
-      <w:r>
-        <w:rPr>
-          <w:lang w:val="es_ES" w:bidi="es_ES"/>
-        </w:rPr>
-        <w:t xml:space="preserve"> son </w:t>
-      </w:r>
-      <w:r>
-        <w:rPr>
-          <w:b/>
-          <w:lang w:val="es_ES" w:bidi="es_ES"/>
-        </w:rPr>
-        <w:t>descendientes</w:t>
-      </w:r>
-      <w:r>
-        <w:rPr>
-          <w:lang w:val="es_ES" w:bidi="es_ES"/>
-        </w:rPr>
-        <w:t xml:space="preserve"> de Leví, quien era uno de los bisnietos de Abraham. Dios había apartado a los levitas para cuidar del templo de Dios. Los sacerdotes eran levitas con la tarea especial de realizar los sacrificios. Los </w:t>
-      </w:r>
-      <w:r>
-        <w:rPr>
-          <w:b/>
-          <w:lang w:val="es_ES" w:bidi="es_ES"/>
-        </w:rPr>
-        <w:t>sacrificios</w:t>
-      </w:r>
-      <w:r>
-        <w:rPr>
-          <w:lang w:val="es_ES" w:bidi="es_ES"/>
-        </w:rPr>
-        <w:t xml:space="preserve"> son regalos que las personas le dan a Dios para agradecerle o para pedir </w:t>
-      </w:r>
-      <w:hyperlink r:id="rId21">
-        <w:r>
-          <w:rPr>
-            <w:lang w:val="es_ES" w:bidi="es_ES"/>
-          </w:rPr>
-          <w:rPr>
-            <w:color w:val="0000EE"/>
-            <w:u w:val="single"/>
-          </w:rPr>
-          <w:t>perdón</w:t>
-        </w:r>
-      </w:hyperlink>
-      <w:r>
-        <w:rPr>
-          <w:lang w:val="es_ES" w:bidi="es_ES"/>
-        </w:rPr>
-        <w:t xml:space="preserve"> por el pecado. Un sacrificio podía ser un animal que fue sacrificado y quemado, o podía ser aceite aromático, o algún tipo de comida, dependía de la razón del sacrificio.</w:t>
-      </w:r>
-    </w:p>
-    <w:p>
-      <w:pPr/>
-      <w:r>
-        <w:rPr>
-          <w:lang w:val="es_ES" w:bidi="es_ES"/>
-        </w:rPr>
-      </w:r>
-      <w:r>
-        <w:rPr>
-          <w:lang w:val="es_ES" w:bidi="es_ES"/>
-        </w:rPr>
-        <w:t xml:space="preserve">El edificio del templo en sí estaba dividido en dos partes. La primera parte se llamaba "el Lugar Santo". Solo los sacerdotes podían entrar en ese lugar. Dentro de este lugar había una mesa con 12 hogazas de pan que se reemplazaban cada semana, una </w:t>
-      </w:r>
-      <w:hyperlink r:id="rId17">
-        <w:r>
-          <w:rPr>
-            <w:lang w:val="es_ES" w:bidi="es_ES"/>
-          </w:rPr>
-          <w:rPr>
-            <w:color w:val="0000EE"/>
-            <w:u w:val="single"/>
-          </w:rPr>
-          <w:t>lámpara de aceite</w:t>
-        </w:r>
-      </w:hyperlink>
-      <w:r>
-        <w:rPr>
-          <w:lang w:val="es_ES" w:bidi="es_ES"/>
-        </w:rPr>
-        <w:t xml:space="preserve"> que siempre se mantenía encendida, y un pequeño </w:t>
-      </w:r>
-      <w:hyperlink r:id="rId16">
-        <w:r>
-          <w:rPr>
-            <w:lang w:val="es_ES" w:bidi="es_ES"/>
-          </w:rPr>
-          <w:rPr>
-            <w:color w:val="0000EE"/>
-            <w:u w:val="single"/>
-          </w:rPr>
-          <w:t>altar</w:t>
-        </w:r>
-      </w:hyperlink>
-      <w:r>
-        <w:rPr>
-          <w:lang w:val="es_ES" w:bidi="es_ES"/>
-        </w:rPr>
-        <w:t xml:space="preserve"> en el que el sacerdote quemaba especias de olor dulce. Todos estos artículos eran símbolos, o imágenes, de algún significado más grande. Los sacerdotes comían las hogazas de pan, probablemente como un símbolo para tener una comida juntos con Dios, esto mostraba la buena relación que las personas pueden tener con Dios. El aceite en la Biblia a menudo es un símbolo para el </w:t>
-      </w:r>
-      <w:hyperlink r:id="rId18">
-        <w:r>
-          <w:rPr>
-            <w:lang w:val="es_ES" w:bidi="es_ES"/>
-          </w:rPr>
-          <w:rPr>
-            <w:color w:val="0000EE"/>
-            <w:u w:val="single"/>
-          </w:rPr>
-          <w:t>Espíritu Santo</w:t>
-        </w:r>
-      </w:hyperlink>
-      <w:r>
-        <w:rPr>
-          <w:lang w:val="es_ES" w:bidi="es_ES"/>
-        </w:rPr>
-        <w:t xml:space="preserve">, para el poder de Dios. La lámpara de aceite por lo tanto era un símbolo de Dios estar presente con el pueblo. Y las especias de olor dulce eran un símbolo de las </w:t>
-      </w:r>
-      <w:r>
-        <w:rPr>
-          <w:b/>
-          <w:lang w:val="es_ES" w:bidi="es_ES"/>
-        </w:rPr>
-        <w:t>oraciones</w:t>
-      </w:r>
-      <w:r>
-        <w:rPr>
-          <w:lang w:val="es_ES" w:bidi="es_ES"/>
-        </w:rPr>
-        <w:t xml:space="preserve"> que las personas ofrecían a Dios.</w:t>
-      </w:r>
-    </w:p>
-    <w:p>
-      <w:pPr/>
-      <w:r>
-        <w:rPr>
-          <w:lang w:val="es_ES" w:bidi="es_ES"/>
-        </w:rPr>
-      </w:r>
-      <w:r>
-        <w:rPr>
-          <w:lang w:val="es_ES" w:bidi="es_ES"/>
-        </w:rPr>
-        <w:t xml:space="preserve">Al final del Lugar Santo colgaba una cortina pesada. Detrás de esta cortina estaba el Lugar Santísimo. Dentro de este Lugar Santo estaba el </w:t>
-      </w:r>
-      <w:r>
-        <w:rPr>
-          <w:b/>
-          <w:lang w:val="es_ES" w:bidi="es_ES"/>
-        </w:rPr>
-        <w:t>arca del pacto</w:t>
-      </w:r>
-      <w:r>
-        <w:rPr>
-          <w:lang w:val="es_ES" w:bidi="es_ES"/>
-        </w:rPr>
-        <w:t xml:space="preserve">, que es un cofre de madera. Este era el Lugar Santísimo, porque Dios mismo estaba en este lugar. Solo el </w:t>
-      </w:r>
-      <w:hyperlink r:id="rId20">
-        <w:r>
-          <w:rPr>
-            <w:lang w:val="es_ES" w:bidi="es_ES"/>
-          </w:rPr>
-          <w:rPr>
-            <w:color w:val="0000EE"/>
-            <w:u w:val="single"/>
-          </w:rPr>
-          <w:t>sumo sacerdote</w:t>
-        </w:r>
-      </w:hyperlink>
-      <w:r>
-        <w:rPr>
-          <w:lang w:val="es_ES" w:bidi="es_ES"/>
-        </w:rPr>
-        <w:t xml:space="preserve">, el sacerdote más importante, podía entrar en este lugar, y eso solo una vez al año. Esto sucedía en el "día de la expiación", el gran día del perdón. Aunque los israelitas le pedían a Dios el perdón por sus pecados durante todo el año, una vez al año el sumo sacerdote pedía perdón por todos los pecados que todas las personas habían cometido sin saberlo en el año anterior. Los pecados que las personas cometían tornaban el templo </w:t>
-      </w:r>
-      <w:r>
-        <w:rPr>
-          <w:b/>
-          <w:lang w:val="es_ES" w:bidi="es_ES"/>
-        </w:rPr>
-        <w:t>impuro</w:t>
-      </w:r>
-      <w:r>
-        <w:rPr>
-          <w:lang w:val="es_ES" w:bidi="es_ES"/>
-        </w:rPr>
-        <w:t>, o no apto para el servicio a Dios. Una de las cosas que el sumo sacerdote hacía en el gran día del perdón era entrar en este Lugar Santísimo y esparcir sangre sobre el arca del pacto. Esto simbolizaba que el templo había sido limpiado nuevamente de todos los pecados que el pueblo había cometido.</w:t>
-      </w:r>
-    </w:p>
-    <w:p>
-      <w:pPr/>
-      <w:r>
-        <w:rPr>
-          <w:lang w:val="es_ES" w:bidi="es_ES"/>
-        </w:rPr>
-      </w:r>
-      <w:r>
-        <w:rPr>
-          <w:lang w:val="es_ES" w:bidi="es_ES"/>
-        </w:rPr>
-        <w:t xml:space="preserve">El templo estaba en Jerusalén, la ciudad más importante de Israel. Los judíos viajaban a Jerusalén para celebrar importantes festivales y rituales en el templo. En la época de Jesús, había varios patios alrededor del templo. Si fueras un </w:t>
-      </w:r>
-      <w:hyperlink r:id="rId34">
-        <w:r>
-          <w:rPr>
-            <w:lang w:val="es_ES" w:bidi="es_ES"/>
-          </w:rPr>
-          <w:rPr>
-            <w:color w:val="0000EE"/>
-            <w:u w:val="single"/>
-          </w:rPr>
-          <w:t>extranjero</w:t>
-        </w:r>
-      </w:hyperlink>
-      <w:r>
-        <w:rPr>
-          <w:lang w:val="es_ES" w:bidi="es_ES"/>
-        </w:rPr>
-        <w:t xml:space="preserve"> visitando el templo, solo podías entrar hasta el patio exterior. Las </w:t>
-      </w:r>
-      <w:r>
-        <w:rPr>
-          <w:b/>
-          <w:lang w:val="es_ES" w:bidi="es_ES"/>
-        </w:rPr>
-        <w:t>mujeres</w:t>
-      </w:r>
-      <w:r>
-        <w:rPr>
-          <w:lang w:val="es_ES" w:bidi="es_ES"/>
-        </w:rPr>
-        <w:t xml:space="preserve"> judías también podían entrar en el siguiente patio. Los </w:t>
-      </w:r>
-      <w:r>
-        <w:rPr>
-          <w:b/>
-          <w:lang w:val="es_ES" w:bidi="es_ES"/>
-        </w:rPr>
-        <w:t>hombres</w:t>
-      </w:r>
-      <w:r>
-        <w:rPr>
-          <w:lang w:val="es_ES" w:bidi="es_ES"/>
-        </w:rPr>
-        <w:t xml:space="preserve"> judíos podían ir un patio más lejos. Solo los sacerdotes podían entrar en el patio donde se hacían los sacrificios. En el Antiguo Testamento, no encontramos estas reglas sobre los patios. Estas eran reglas que el pueblo judío se había hecho por sí mismo.</w:t>
-      </w:r>
-    </w:p>
-    <w:p>
-      <w:pPr/>
-      <w:r>
-        <w:rPr>
-          <w:lang w:val="es_ES" w:bidi="es_ES"/>
-        </w:rPr>
-      </w:r>
-      <w:r>
-        <w:rPr>
-          <w:lang w:val="es_ES" w:bidi="es_ES"/>
-        </w:rPr>
-        <w:t xml:space="preserve">Pero incluso en el Antiguo Testamento, solo los </w:t>
-      </w:r>
-      <w:r>
-        <w:rPr>
-          <w:b/>
-          <w:lang w:val="es_ES" w:bidi="es_ES"/>
-        </w:rPr>
-        <w:t>sacerdotes</w:t>
-      </w:r>
-      <w:r>
-        <w:rPr>
-          <w:lang w:val="es_ES" w:bidi="es_ES"/>
-        </w:rPr>
-        <w:t xml:space="preserve"> podían entrar en el templo, y solo el sumo sacerdote podía ir a través de la pesada cortina hacia el Lugar Santísimo. Todo esto le mostraba al pueblo lo santo que era Dios, y lo diferente y separado que estaba él de las personas. Cuando Jesús murió en la </w:t>
-      </w:r>
-      <w:hyperlink r:id="rId35">
-        <w:r>
-          <w:rPr>
-            <w:lang w:val="es_ES" w:bidi="es_ES"/>
-          </w:rPr>
-          <w:rPr>
-            <w:color w:val="0000EE"/>
-            <w:u w:val="single"/>
-          </w:rPr>
-          <w:t>cruz</w:t>
-        </w:r>
-      </w:hyperlink>
-      <w:r>
-        <w:rPr>
-          <w:lang w:val="es_ES" w:bidi="es_ES"/>
-        </w:rPr>
-        <w:t>, algo muy extraño sucedió dentro del templo. El libro de Mateo nos dice que ¡la cortina del templo se rasgó por la mitad de arriba abajo! Esto nos mostró que debido a la muerte de Jesús, esta gran separación entre Dios y las personas desapareció. El sacrificio de Jesús hizo posible que las personas ahora se acercaran a Dios sin miedo y vacilación.</w:t>
-      </w:r>
-    </w:p>
-    <w:p>
-      <w:pPr/>
-      <w:r>
-        <w:rPr>
-          <w:lang w:val="es_ES" w:bidi="es_ES"/>
-        </w:rPr>
-      </w:r>
-      <w:r>
-        <w:rPr>
-          <w:lang w:val="es_ES" w:bidi="es_ES"/>
-        </w:rPr>
-        <w:t>Unos 40 años después de que Jesús regresara al cielo, los Romanos destruyeron este templo. El pueblo judío se había rebelado contra los romanos, que estaban gobernando sobre ellos, y por eso los romanos quemaron Jerusalén y destruyeron completamente el templo. Después de esto, los judíos nunca pudieron reconstruir el templo de nuevo.</w:t>
-      </w:r>
-    </w:p>
-    <w:p>
-      <w:pPr/>
-      <w:r>
-        <w:rPr>
-          <w:lang w:val="es_ES" w:bidi="es_ES"/>
-        </w:rPr>
-      </w:r>
-      <w:r>
-        <w:rPr>
-          <w:lang w:val="es_ES" w:bidi="es_ES"/>
-        </w:rPr>
-        <w:t xml:space="preserve">Pablo en su carta le dijo a las personas que la </w:t>
-      </w:r>
-      <w:hyperlink r:id="rId36">
-        <w:r>
-          <w:rPr>
-            <w:lang w:val="es_ES" w:bidi="es_ES"/>
-          </w:rPr>
-          <w:rPr>
-            <w:color w:val="0000EE"/>
-            <w:u w:val="single"/>
-          </w:rPr>
-          <w:t>iglesia</w:t>
-        </w:r>
-      </w:hyperlink>
-      <w:r>
-        <w:rPr>
-          <w:lang w:val="es_ES" w:bidi="es_ES"/>
-        </w:rPr>
-        <w:t xml:space="preserve">, los </w:t>
-      </w:r>
-      <w:r>
-        <w:rPr>
-          <w:b/>
-          <w:lang w:val="es_ES" w:bidi="es_ES"/>
-        </w:rPr>
-        <w:t>creyentes</w:t>
-      </w:r>
-      <w:r>
-        <w:rPr>
-          <w:lang w:val="es_ES" w:bidi="es_ES"/>
-        </w:rPr>
-        <w:t xml:space="preserve"> que ahora están en Jesús juntos, ahora son el templo de Dios. La comunidad de creyentes es el lugar donde Dios vive en la tierra, y donde las personas pueden encontrarse con Dios.</w:t>
-      </w:r>
-    </w:p>
-    <w:p>
-      <w:pPr/>
-      <w:r>
-        <w:rPr>
-          <w:lang w:val="es_ES" w:bidi="es_ES"/>
-        </w:rPr>
-      </w:r>
-      <w:r>
-        <w:rPr>
-          <w:lang w:val="es_ES" w:bidi="es_ES"/>
-        </w:rPr>
-        <w:t>En el libro de Apocalipsis escuchamos que cuando Jesús regrese para gobernar la tierra, no habrá otro templo. No habrá necesidad de un templo, porque Dios vivirá en medio del pueblo, ¡sin ninguna separación!</w:t>
-      </w:r>
-    </w:p>
-    <w:p>
-      <w:pPr/>
-      <w:r>
-        <w:rPr>
-          <w:lang w:val="es_ES" w:bidi="es_ES"/>
-        </w:rPr>
-      </w:r>
-      <w:r>
-        <w:rPr>
-          <w:lang w:val="es_ES" w:bidi="es_ES"/>
-        </w:rPr>
-        <w:t>Encontramos otras frases en la Biblia que se usan para el templo, tales como:</w:t>
-      </w:r>
-    </w:p>
-    <w:p>
-      <w:pPr/>
-      <w:r>
-        <w:rPr>
-          <w:lang w:val="es_ES" w:bidi="es_ES"/>
-        </w:rPr>
-      </w:r>
-      <w:r>
-        <w:rPr>
-          <w:lang w:val="es_ES" w:bidi="es_ES"/>
-        </w:rPr>
-        <w:t xml:space="preserve">La Biblia también menciona algunos templos que están dedicados a los dioses que otras personas estaban adorando, como el templo de Dagón en el libro de los Jueces o el templo de Artemisa en el libro de los Hechos. Estos templos eran muy diferentes del templo en Jerusalén y siempre contenían un </w:t>
-      </w:r>
-      <w:hyperlink r:id="rId37">
-        <w:r>
-          <w:rPr>
-            <w:lang w:val="es_ES" w:bidi="es_ES"/>
-          </w:rPr>
-          <w:rPr>
-            <w:color w:val="0000EE"/>
-            <w:u w:val="single"/>
-          </w:rPr>
-          <w:t>ídolo</w:t>
-        </w:r>
-      </w:hyperlink>
-      <w:r>
-        <w:rPr>
-          <w:lang w:val="es_ES" w:bidi="es_ES"/>
-        </w:rPr>
-        <w:t>, una estatua de estos dioses. El templo de Dios no tenía una estatua, porque Dios había prohibido al pueblo hacer una imagen de Dios.</w:t>
-      </w:r>
-    </w:p>
-    <w:p>
-      <w:pPr/>
-      <w:r>
-        <w:rPr>
-          <w:lang w:val="es_ES" w:bidi="es_ES"/>
-        </w:rPr>
-      </w:r>
-      <w:r>
-        <w:rPr>
-          <w:b/>
-          <w:lang w:val="es_ES" w:bidi="es_ES"/>
-        </w:rPr>
-        <w:t>Cuando estés traduciendo "templo", ten cuidado con las siguientes cosas:</w:t>
-      </w:r>
-    </w:p>
-    <w:p>
-      <w:pPr/>
-      <w:r>
-        <w:rPr>
-          <w:lang w:val="es_ES" w:bidi="es_ES"/>
-        </w:rPr>
-      </w:r>
-      <w:r>
-        <w:rPr>
-          <w:lang w:val="es_ES" w:bidi="es_ES"/>
-        </w:rPr>
-        <w:t>Tu idioma puede tener una palabra que se usa para un lugar de adoración que está dedicado a un dios específico en tu cultura. Esta palabra puede no ser la correcta para la palabra templo en la Biblia, a menos que des alguna explicación sobre la diferencia. Quizás podrías decir "templo de Dios" para dejar claro que es diferente de los templos en tu comunidad.</w:t>
-      </w:r>
-    </w:p>
-    <w:p>
-      <w:pPr/>
-      <w:r>
-        <w:rPr>
-          <w:lang w:val="es_ES" w:bidi="es_ES"/>
-        </w:rPr>
-      </w:r>
-      <w:r>
-        <w:rPr>
-          <w:lang w:val="es_ES" w:bidi="es_ES"/>
-        </w:rPr>
-        <w:t>Otros posibles nombres para el templo son:</w:t>
-      </w:r>
-    </w:p>
-    <w:p>
-      <w:pPr/>
-      <w:r>
-        <w:rPr>
-          <w:lang w:val="es_ES" w:bidi="es_ES"/>
-        </w:rPr>
-      </w:r>
-      <w:r>
-        <w:rPr>
-          <w:lang w:val="es_ES" w:bidi="es_ES"/>
-        </w:rPr>
-        <w:t xml:space="preserve">Recuerda que también necesitarás una palabra diferente para </w:t>
-      </w:r>
-      <w:hyperlink r:id="rId30">
-        <w:r>
-          <w:rPr>
-            <w:lang w:val="es_ES" w:bidi="es_ES"/>
-          </w:rPr>
-          <w:rPr>
-            <w:color w:val="0000EE"/>
-            <w:u w:val="single"/>
-          </w:rPr>
-          <w:t>tabernáculo</w:t>
-        </w:r>
-      </w:hyperlink>
-      <w:r>
-        <w:rPr>
-          <w:lang w:val="es_ES" w:bidi="es_ES"/>
-        </w:rPr>
-        <w:t>.</w:t>
-      </w:r>
-    </w:p>
-    <w:p>
-      <w:pPr/>
-      <w:r>
-        <w:rPr>
-          <w:lang w:val="es_ES" w:bidi="es_ES"/>
-        </w:rPr>
-      </w:r>
-      <w:r>
-        <w:rPr>
-          <w:lang w:val="es_ES" w:bidi="es_ES"/>
-        </w:rPr>
-        <w:t xml:space="preserve">Además, ten cuidado de que las personas no se confundan con la palabra que estás eligiendo para </w:t>
-      </w:r>
-      <w:hyperlink r:id="rId38">
-        <w:r>
-          <w:rPr>
-            <w:lang w:val="es_ES" w:bidi="es_ES"/>
-          </w:rPr>
-          <w:rPr>
-            <w:color w:val="0000EE"/>
-            <w:u w:val="single"/>
-          </w:rPr>
-          <w:t>sinagoga</w:t>
-        </w:r>
-      </w:hyperlink>
-      <w:r>
-        <w:rPr>
-          <w:lang w:val="es_ES" w:bidi="es_ES"/>
-        </w:rPr>
-        <w:t>. Una sinagoga era un lugar donde los judíos se reunían para orar y para el estudio de la palabra de Dios. Las personas no ofrecían sacrificios en una sinagoga. Había muchas sinagogas, pero solo hay un templo.</w:t>
-      </w:r>
-      <w:r>
-        <w:rPr>
-          <w:lang w:val="es_ES" w:bidi="es_ES"/>
-        </w:rPr>
-      </w:r>
-      <w:r>
-        <w:rPr>
-          <w:lang w:val="es_ES" w:bidi="es_ES"/>
-        </w:rPr>
-      </w:r>
-    </w:p>
-    <w:p>
-      <w:pPr/>
-      <w:r>
-        <w:rPr>
-          <w:lang w:val="es_ES" w:bidi="es_ES"/>
-        </w:rPr>
-      </w:r>
-    </w:p>
-    <w:p>
-      <w:pPr>
-        <w:pStyle w:val="Heading2"/>
-      </w:pPr>
-      <w:r>
-        <w:rPr>
-          <w:lang w:val="es_ES" w:bidi="es_ES"/>
-        </w:rPr>
-        <w:t>tenants</w:t>
-      </w:r>
-      <w:r>
-        <w:rPr>
-          <w:lang w:val="es_ES" w:bidi="es_ES"/>
-        </w:rPr>
-      </w:r>
-    </w:p>
-    <w:p>
-      <w:pPr/>
-      <w:r>
-        <w:rPr>
-          <w:lang w:val="es_ES" w:bidi="es_ES"/>
-        </w:rPr>
-      </w:r>
-      <w:r>
-        <w:rPr>
-          <w:lang w:val="es_ES" w:bidi="es_ES"/>
-        </w:rPr>
-        <w:t xml:space="preserve">Los </w:t>
-      </w:r>
-      <w:r>
-        <w:rPr>
-          <w:b/>
-          <w:lang w:val="es_ES" w:bidi="es_ES"/>
-        </w:rPr>
-        <w:t>arrendatarios</w:t>
-      </w:r>
-      <w:r>
-        <w:rPr>
-          <w:lang w:val="es_ES" w:bidi="es_ES"/>
-        </w:rPr>
-        <w:t xml:space="preserve"> son personas que cuidan de la tierra o los campos para un dueño que no vive en la propiedad. Los arrendatarios le dan parte de la cosecha del campo al dueño como pago por el uso de la propiedad.</w:t>
-      </w:r>
-      <w:r>
-        <w:rPr>
-          <w:lang w:val="es_ES" w:bidi="es_ES"/>
-        </w:rPr>
-      </w:r>
-      <w:r>
-        <w:rPr>
-          <w:lang w:val="es_ES" w:bidi="es_ES"/>
-        </w:rPr>
-      </w:r>
-    </w:p>
-    <w:p>
-      <w:pPr/>
-      <w:r>
-        <w:rPr>
-          <w:lang w:val="es_ES" w:bidi="es_ES"/>
-        </w:rPr>
-      </w:r>
-    </w:p>
-    <w:p>
-      <w:pPr>
-        <w:pStyle w:val="Heading2"/>
-      </w:pPr>
-      <w:r>
-        <w:rPr>
-          <w:lang w:val="es_ES" w:bidi="es_ES"/>
-        </w:rPr>
-        <w:t>testimony</w:t>
-      </w:r>
-      <w:r>
-        <w:rPr>
-          <w:lang w:val="es_ES" w:bidi="es_ES"/>
-        </w:rPr>
-      </w:r>
-    </w:p>
-    <w:p>
-      <w:pPr/>
-      <w:r>
-        <w:rPr>
-          <w:lang w:val="es_ES" w:bidi="es_ES"/>
-        </w:rPr>
-      </w:r>
-      <w:r>
-        <w:rPr>
-          <w:lang w:val="es_ES" w:bidi="es_ES"/>
-        </w:rPr>
-        <w:t xml:space="preserve">Cuando alguien da un </w:t>
-      </w:r>
-      <w:r>
-        <w:rPr>
-          <w:b/>
-          <w:lang w:val="es_ES" w:bidi="es_ES"/>
-        </w:rPr>
-        <w:t>testimonio</w:t>
-      </w:r>
-      <w:r>
-        <w:rPr>
-          <w:lang w:val="es_ES" w:bidi="es_ES"/>
-        </w:rPr>
-        <w:t>, esto significa que está diciendo algo que sabe que realmente es verdad.</w:t>
-      </w:r>
-    </w:p>
-    <w:p>
-      <w:pPr/>
-      <w:r>
-        <w:rPr>
-          <w:lang w:val="es_ES" w:bidi="es_ES"/>
-        </w:rPr>
-      </w:r>
-      <w:r>
-        <w:rPr>
-          <w:lang w:val="es_ES" w:bidi="es_ES"/>
-        </w:rPr>
-        <w:t>Una persona que da un testimonio es alguien que testifica. Por ejemplo, después de que Jesús murió y volvió a vivir, muchas personas lo vieron. Ellos podían testificar a otras personas que Jesús realmente estaba vivo. Ellos sabían que esto era verdad, porque habían visto a Jesús con sus propios ojos. Las personas que creían que lo que los seguidores de Jesús decían era verdad creían en el testimonio de los seguidores.</w:t>
-      </w:r>
-    </w:p>
-    <w:p>
-      <w:pPr/>
-      <w:r>
-        <w:rPr>
-          <w:lang w:val="es_ES" w:bidi="es_ES"/>
-        </w:rPr>
-      </w:r>
-      <w:r>
-        <w:rPr>
-          <w:lang w:val="es_ES" w:bidi="es_ES"/>
-        </w:rPr>
-        <w:t>Un objeto también puede ser un testimonio. Un objeto puede probarle a las personas que algo es verdad, o puede recordarles a las personas que algo es verdad. Por ejemplo, en el Antiguo Testamento, las personas llamaban las tablas de piedra con la ley de Dios "el testimonio". Esta ley probaba que Dios y el pueblo de Israel tenían un pacto, o una relación especial. Las personas a veces llaman el Arca del Pacto el Arca del Testimonio porque el arca le muestra al pueblo de Israel lo que es verdad acerca de Dios, que él siempre está con ellos.</w:t>
-      </w:r>
-      <w:r>
-        <w:rPr>
-          <w:lang w:val="es_ES" w:bidi="es_ES"/>
-        </w:rPr>
-      </w:r>
-      <w:r>
-        <w:rPr>
-          <w:lang w:val="es_ES" w:bidi="es_ES"/>
-        </w:rPr>
-      </w:r>
-    </w:p>
-    <w:p>
-      <w:pPr/>
-      <w:r>
-        <w:rPr>
-          <w:lang w:val="es_ES" w:bidi="es_ES"/>
-        </w:rPr>
-      </w:r>
-    </w:p>
-    <w:p>
-      <w:pPr>
-        <w:pStyle w:val="Heading2"/>
-      </w:pPr>
-      <w:r>
-        <w:rPr>
-          <w:lang w:val="es_ES" w:bidi="es_ES"/>
-        </w:rPr>
-        <w:t>tithe</w:t>
-      </w:r>
-      <w:r>
-        <w:rPr>
-          <w:lang w:val="es_ES" w:bidi="es_ES"/>
-        </w:rPr>
-      </w:r>
-    </w:p>
-    <w:p>
-      <w:pPr/>
-      <w:r>
-        <w:rPr>
-          <w:lang w:val="es_ES" w:bidi="es_ES"/>
-        </w:rPr>
-      </w:r>
-      <w:r>
-        <w:rPr>
-          <w:lang w:val="es_ES" w:bidi="es_ES"/>
-        </w:rPr>
-        <w:t xml:space="preserve">Cuando las personas dan el </w:t>
-      </w:r>
-      <w:r>
-        <w:rPr>
-          <w:b/>
-          <w:lang w:val="es_ES" w:bidi="es_ES"/>
-        </w:rPr>
-        <w:t>diezmo</w:t>
-      </w:r>
-      <w:r>
-        <w:rPr>
-          <w:lang w:val="es_ES" w:bidi="es_ES"/>
-        </w:rPr>
-        <w:t xml:space="preserve">, están dando una décima parte de su ingreso a Dios. Dios había dicho a los </w:t>
-      </w:r>
-      <w:r>
-        <w:rPr>
-          <w:b/>
-          <w:lang w:val="es_ES" w:bidi="es_ES"/>
-        </w:rPr>
-        <w:t>israelitas</w:t>
-      </w:r>
-      <w:r>
-        <w:rPr>
-          <w:lang w:val="es_ES" w:bidi="es_ES"/>
-        </w:rPr>
-        <w:t xml:space="preserve"> que una décima parte de todos sus bienes pertenecían a </w:t>
-      </w:r>
-      <w:hyperlink r:id="rId39">
-        <w:r>
-          <w:rPr>
-            <w:lang w:val="es_ES" w:bidi="es_ES"/>
-          </w:rPr>
-          <w:rPr>
-            <w:color w:val="0000EE"/>
-            <w:u w:val="single"/>
-          </w:rPr>
-          <w:t>Dios</w:t>
-        </w:r>
-      </w:hyperlink>
-      <w:r>
-        <w:rPr>
-          <w:lang w:val="es_ES" w:bidi="es_ES"/>
-        </w:rPr>
-        <w:t xml:space="preserve">. Esto incluía cosas como su cosecha de fruta y de grano, vino, aceite y animales. Una décima parte de los animales o cosecha de alguien significa, por ejemplo, que si alguien tiene diez vacas, una de ellas pertenece a Dios. Si ellos tienen 100 vacas, ¡diez pertenecen a Dios! Si ellos tienen 10 cestas de grano, una cesta de grano pertenece a Dios. Los israelitas daban esta porción de su cosecha y de sus animales para la obra en el </w:t>
-      </w:r>
-      <w:hyperlink r:id="rId22">
-        <w:r>
-          <w:rPr>
-            <w:lang w:val="es_ES" w:bidi="es_ES"/>
-          </w:rPr>
-          <w:rPr>
-            <w:color w:val="0000EE"/>
-            <w:u w:val="single"/>
-          </w:rPr>
-          <w:t>templo</w:t>
-        </w:r>
-      </w:hyperlink>
-      <w:r>
-        <w:rPr>
-          <w:lang w:val="es_ES" w:bidi="es_ES"/>
-        </w:rPr>
-        <w:t xml:space="preserve"> de Dios. Dios dijo que los </w:t>
-      </w:r>
-      <w:r>
-        <w:rPr>
-          <w:b/>
-          <w:lang w:val="es_ES" w:bidi="es_ES"/>
-        </w:rPr>
-        <w:t>sacerdotes</w:t>
-      </w:r>
-      <w:r>
-        <w:rPr>
-          <w:lang w:val="es_ES" w:bidi="es_ES"/>
-        </w:rPr>
-        <w:t xml:space="preserve"> y los </w:t>
-      </w:r>
-      <w:r>
-        <w:rPr>
-          <w:b/>
-          <w:lang w:val="es_ES" w:bidi="es_ES"/>
-        </w:rPr>
-        <w:t>levitas</w:t>
-      </w:r>
-      <w:r>
-        <w:rPr>
-          <w:lang w:val="es_ES" w:bidi="es_ES"/>
-        </w:rPr>
-        <w:t>, que eran las personas que cuidaban del templo, debían usar estas cosas para su propio sustento, porque no tenían campos y animales propios. Cuando las personas daban el diezmo, estaban mostrando gratitud a Dios por darles todo lo que necesitaban. Ellos también estaban mostrando que sabían que todo pertenecía a Dios de todos modos.</w:t>
-      </w:r>
-      <w:r>
-        <w:rPr>
-          <w:lang w:val="es_ES" w:bidi="es_ES"/>
-        </w:rPr>
-      </w:r>
-      <w:r>
-        <w:rPr>
-          <w:lang w:val="es_ES" w:bidi="es_ES"/>
-        </w:rPr>
-      </w:r>
-    </w:p>
-    <w:p>
-      <w:pPr/>
-      <w:r>
-        <w:rPr>
-          <w:lang w:val="es_ES" w:bidi="es_ES"/>
-        </w:rPr>
-      </w:r>
-    </w:p>
-    <w:p>
-      <w:pPr>
-        <w:pStyle w:val="Heading2"/>
-      </w:pPr>
-      <w:r>
-        <w:rPr>
-          <w:lang w:val="es_ES" w:bidi="es_ES"/>
-        </w:rPr>
-        <w:t>tomb</w:t>
-      </w:r>
-      <w:r>
-        <w:rPr>
-          <w:lang w:val="es_ES" w:bidi="es_ES"/>
-        </w:rPr>
-      </w:r>
-    </w:p>
-    <w:p>
-      <w:pPr/>
-      <w:r>
-        <w:rPr>
-          <w:lang w:val="es_ES" w:bidi="es_ES"/>
-        </w:rPr>
-      </w:r>
-      <w:r>
-        <w:rPr>
-          <w:lang w:val="es_ES" w:bidi="es_ES"/>
-        </w:rPr>
-        <w:t xml:space="preserve">Una </w:t>
-      </w:r>
-      <w:r>
-        <w:rPr>
-          <w:b/>
-          <w:lang w:val="es_ES" w:bidi="es_ES"/>
-        </w:rPr>
-        <w:t>tumba</w:t>
-      </w:r>
-      <w:r>
-        <w:rPr>
-          <w:lang w:val="es_ES" w:bidi="es_ES"/>
-        </w:rPr>
-        <w:t xml:space="preserve"> es el nombre de un lugar donde las personas entierran a una persona muerta. En la Biblia, esto podría ser una cueva natural en una roca, o podría ser un agujero que las personas cortaban en la roca. Las personas ricas podían tener una gran tumba tallada en la roca con muchas decoraciones. Las personas pobres podían estar enterradas dentro de una cueva natural, o incluso simplemente enterradas en la arena.</w:t>
-      </w:r>
-    </w:p>
-    <w:p>
-      <w:pPr/>
-      <w:r>
-        <w:rPr>
-          <w:lang w:val="es_ES" w:bidi="es_ES"/>
-        </w:rPr>
-      </w:r>
-      <w:r>
-        <w:rPr>
-          <w:lang w:val="es_ES" w:bidi="es_ES"/>
-        </w:rPr>
-        <w:t>Las personas envolvían el cuerpo muerto en una tela y lo colocaban directamente dentro de la tumba.</w:t>
-      </w:r>
-    </w:p>
-    <w:p>
-      <w:pPr/>
-      <w:r>
-        <w:rPr>
-          <w:lang w:val="es_ES" w:bidi="es_ES"/>
-        </w:rPr>
-      </w:r>
-      <w:r>
-        <w:rPr>
-          <w:lang w:val="es_ES" w:bidi="es_ES"/>
-        </w:rPr>
-        <w:t>Más de una persona podía estar enterrada en la misma tumba. Una familia podía tener una tumba en la que enterraban a todos sus miembros muertos. Dentro de la tumba podían haber estantes para los diferentes cuerpos.</w:t>
-      </w:r>
-    </w:p>
-    <w:p>
-      <w:pPr/>
-      <w:r>
-        <w:rPr>
-          <w:lang w:val="es_ES" w:bidi="es_ES"/>
-        </w:rPr>
-      </w:r>
-      <w:r>
-        <w:rPr>
-          <w:lang w:val="es_ES" w:bidi="es_ES"/>
-        </w:rPr>
-        <w:t>Las personas cerraban la abertura de una tumba con una pila de rocas, o con una gran losa de roca. Esta roca sería redonda para que las personas pudieran rodarla. La roca sería tan pesada que se necesitarían varias personas para moverla.</w:t>
-      </w:r>
-      <w:r>
-        <w:rPr>
-          <w:lang w:val="es_ES" w:bidi="es_ES"/>
-        </w:rPr>
-      </w:r>
-      <w:r>
-        <w:rPr>
-          <w:lang w:val="es_ES" w:bidi="es_ES"/>
-        </w:rPr>
-      </w:r>
-    </w:p>
-    <w:p>
-      <w:pPr/>
-      <w:r>
-        <w:rPr>
-          <w:lang w:val="es_ES" w:bidi="es_ES"/>
-        </w:rPr>
-      </w:r>
-    </w:p>
-    <w:p>
-      <w:pPr>
-        <w:pStyle w:val="Heading2"/>
-      </w:pPr>
-      <w:r>
-        <w:rPr>
-          <w:lang w:val="es_ES" w:bidi="es_ES"/>
-        </w:rPr>
-        <w:t>tongues</w:t>
-      </w:r>
-      <w:r>
-        <w:rPr>
-          <w:lang w:val="es_ES" w:bidi="es_ES"/>
-        </w:rPr>
-      </w:r>
-    </w:p>
-    <w:p>
-      <w:pPr/>
-      <w:r>
-        <w:rPr>
-          <w:lang w:val="es_ES" w:bidi="es_ES"/>
-        </w:rPr>
-      </w:r>
-      <w:r>
-        <w:rPr>
-          <w:lang w:val="es_ES" w:bidi="es_ES"/>
-        </w:rPr>
-        <w:t xml:space="preserve">En la Biblia, la palabra </w:t>
-      </w:r>
-      <w:r>
-        <w:rPr>
-          <w:b/>
-          <w:lang w:val="es_ES" w:bidi="es_ES"/>
-        </w:rPr>
-        <w:t>lengua</w:t>
-      </w:r>
-      <w:r>
-        <w:rPr>
-          <w:lang w:val="es_ES" w:bidi="es_ES"/>
-        </w:rPr>
-        <w:t xml:space="preserve"> se usa como otra palabra para lenguaje. Entonces, las personas que hablan un idioma extranjero son personas que hablan un idioma que tú no entiendes.</w:t>
-      </w:r>
-    </w:p>
-    <w:p>
-      <w:pPr/>
-      <w:r>
-        <w:rPr>
-          <w:lang w:val="es_ES" w:bidi="es_ES"/>
-        </w:rPr>
-      </w:r>
-      <w:r>
-        <w:rPr>
-          <w:lang w:val="es_ES" w:bidi="es_ES"/>
-        </w:rPr>
-        <w:t xml:space="preserve">Pero alguien que habla "una lengua" o que habla "en lenguas", también puede referirse a una persona que tiene un don especial del </w:t>
-      </w:r>
-      <w:hyperlink r:id="rId18">
-        <w:r>
-          <w:rPr>
-            <w:lang w:val="es_ES" w:bidi="es_ES"/>
-          </w:rPr>
-          <w:rPr>
-            <w:color w:val="0000EE"/>
-            <w:u w:val="single"/>
-          </w:rPr>
-          <w:t>Espíritu Santo</w:t>
-        </w:r>
-      </w:hyperlink>
-      <w:r>
-        <w:rPr>
-          <w:lang w:val="es_ES" w:bidi="es_ES"/>
-        </w:rPr>
-        <w:t xml:space="preserve">. Cuando las personas hablan en lenguas como esta, normalmente no entienden lo que están diciendo. El Espíritu Santo está haciendo que estas personas hablen en un idioma que ellos mismos no conocen. En este idioma desconocido, el pueblo está alabando a Dios o hablando alguna verdad sobre Dios. A veces las personas que escuchan esto son capaces de entender las palabras; a veces porque casualmente conocen el idioma, o a veces porque el Espíritu Santo les está dando la explicación. Por ejemplo, cuando el Espíritu Santo vino sobre los nuevos </w:t>
-      </w:r>
-      <w:r>
-        <w:rPr>
-          <w:b/>
-          <w:lang w:val="es_ES" w:bidi="es_ES"/>
-        </w:rPr>
-        <w:t>creyentes</w:t>
-      </w:r>
-      <w:r>
-        <w:rPr>
-          <w:lang w:val="es_ES" w:bidi="es_ES"/>
-        </w:rPr>
-        <w:t xml:space="preserve"> en el tiempo de Pentecostés, el pueblo comenzó a hablar en lenguas. Los creyentes que estaban hablando estos idiomas no los entendían, pero todos en la multitud podían entender lo que los creyentes estaban diciendo, ¡aunque las personas en la multitud venían de todo el mundo y hablaban muchos idiomas diferentes!</w:t>
-      </w:r>
-    </w:p>
-    <w:p>
-      <w:pPr/>
-      <w:r>
-        <w:rPr>
-          <w:lang w:val="es_ES" w:bidi="es_ES"/>
-        </w:rPr>
-      </w:r>
-      <w:r>
-        <w:rPr>
-          <w:lang w:val="es_ES" w:bidi="es_ES"/>
-        </w:rPr>
-        <w:t xml:space="preserve">El don de hablar en lenguas es uno de los dones que el Espíritu Santo puede dar a los creyentes. Otros dones pueden ser, por ejemplo, tener conocimiento especial, o sabiduría, o la capacidad para realizar </w:t>
-      </w:r>
-      <w:hyperlink r:id="rId40">
-        <w:r>
-          <w:rPr>
-            <w:lang w:val="es_ES" w:bidi="es_ES"/>
-          </w:rPr>
-          <w:rPr>
-            <w:color w:val="0000EE"/>
-            <w:u w:val="single"/>
-          </w:rPr>
-          <w:t>milagros</w:t>
-        </w:r>
-      </w:hyperlink>
-      <w:r>
-        <w:rPr>
-          <w:lang w:val="es_ES" w:bidi="es_ES"/>
-        </w:rPr>
-        <w:t>.</w:t>
-      </w:r>
-      <w:r>
-        <w:rPr>
-          <w:lang w:val="es_ES" w:bidi="es_ES"/>
-        </w:rPr>
-      </w:r>
-      <w:r>
-        <w:rPr>
-          <w:lang w:val="es_ES" w:bidi="es_ES"/>
-        </w:rPr>
-      </w:r>
-    </w:p>
-    <w:p>
-      <w:pPr/>
-      <w:r>
-        <w:rPr>
-          <w:lang w:val="es_ES" w:bidi="es_ES"/>
-        </w:rPr>
-      </w:r>
-    </w:p>
-    <w:p>
-      <w:pPr>
-        <w:pStyle w:val="Heading2"/>
-      </w:pPr>
-      <w:r>
-        <w:rPr>
-          <w:lang w:val="es_ES" w:bidi="es_ES"/>
-        </w:rPr>
-        <w:t>tunic</w:t>
-      </w:r>
-      <w:r>
-        <w:rPr>
-          <w:lang w:val="es_ES" w:bidi="es_ES"/>
-        </w:rPr>
-      </w:r>
-    </w:p>
-    <w:p>
-      <w:pPr/>
-      <w:r>
-        <w:rPr>
-          <w:lang w:val="es_ES" w:bidi="es_ES"/>
-        </w:rPr>
-      </w:r>
-      <w:r>
-        <w:rPr>
-          <w:lang w:val="es_ES" w:bidi="es_ES"/>
-        </w:rPr>
-        <w:t>Túnica</w:t>
-      </w:r>
-    </w:p>
-    <w:p>
-      <w:pPr/>
-      <w:r>
-        <w:rPr>
-          <w:lang w:val="es_ES" w:bidi="es_ES"/>
-        </w:rPr>
-      </w:r>
-      <w:r>
-        <w:rPr>
-          <w:lang w:val="es_ES" w:bidi="es_ES"/>
-        </w:rPr>
-        <w:t xml:space="preserve">Una túnica es un artículo de ropa que tanto hombres como mujeres usan. Es una camisa que se extiende hasta las rodillas o hasta los tobillos. Las personas podían hacer túnicas de lana o de lino. Las personas generalmente usaban un cinturón atado alrededor de la cintura por fuera de la túnica. Los hombres podían poner sus espadas en el cinturón de sus túnicas. Las personas usaban una túnica debajo de la ropa externa como un </w:t>
-      </w:r>
-      <w:hyperlink r:id="rId41">
-        <w:r>
-          <w:rPr>
-            <w:lang w:val="es_ES" w:bidi="es_ES"/>
-          </w:rPr>
-          <w:rPr>
-            <w:color w:val="0000EE"/>
-            <w:u w:val="single"/>
-          </w:rPr>
-          <w:t>manto</w:t>
-        </w:r>
-      </w:hyperlink>
-      <w:r>
-        <w:rPr>
-          <w:lang w:val="es_ES" w:bidi="es_ES"/>
-        </w:rPr>
-        <w:t xml:space="preserve"> o una </w:t>
-      </w:r>
-      <w:hyperlink r:id="rId42">
-        <w:r>
-          <w:rPr>
-            <w:lang w:val="es_ES" w:bidi="es_ES"/>
-          </w:rPr>
-          <w:rPr>
-            <w:color w:val="0000EE"/>
-            <w:u w:val="single"/>
-          </w:rPr>
-          <w:t>capa</w:t>
-        </w:r>
-      </w:hyperlink>
-      <w:r>
-        <w:rPr>
-          <w:lang w:val="es_ES" w:bidi="es_ES"/>
-        </w:rPr>
-        <w:t>.</w:t>
-      </w:r>
-      <w:r>
-        <w:rPr>
-          <w:lang w:val="es_ES" w:bidi="es_ES"/>
-        </w:rPr>
-      </w:r>
-      <w:r>
-        <w:rPr>
-          <w:lang w:val="es_ES" w:bidi="es_ES"/>
-        </w:rPr>
-      </w:r>
-    </w:p>
-    <w:p>
-      <w:pPr/>
-      <w:r>
-        <w:rPr>
-          <w:lang w:val="es_ES" w:bidi="es_ES"/>
-        </w:rPr>
-      </w:r>
-    </w:p>
-    <w:p>
-      <w:pPr>
-        <w:pStyle w:val="Heading2"/>
-      </w:pPr>
-      <w:r>
-        <w:rPr>
-          <w:lang w:val="es_ES" w:bidi="es_ES"/>
-        </w:rPr>
-        <w:t>tyre</w:t>
-      </w:r>
-      <w:r>
-        <w:rPr>
-          <w:lang w:val="es_ES" w:bidi="es_ES"/>
-        </w:rPr>
-      </w:r>
-    </w:p>
-    <w:p>
-      <w:pPr/>
-      <w:r>
-        <w:rPr>
-          <w:lang w:val="es_ES" w:bidi="es_ES"/>
-        </w:rPr>
-      </w:r>
-      <w:r>
-        <w:rPr>
-          <w:lang w:val="es_ES" w:bidi="es_ES"/>
-        </w:rPr>
-        <w:t xml:space="preserve">Tiro es una ciudad en </w:t>
-      </w:r>
-      <w:hyperlink r:id="rId43">
-        <w:r>
-          <w:rPr>
-            <w:lang w:val="es_ES" w:bidi="es_ES"/>
-          </w:rPr>
-          <w:rPr>
-            <w:color w:val="0000EE"/>
-            <w:u w:val="single"/>
-          </w:rPr>
-          <w:t>Fenicia Siria</w:t>
-        </w:r>
-      </w:hyperlink>
-      <w:r>
-        <w:rPr>
-          <w:lang w:val="es_ES" w:bidi="es_ES"/>
-        </w:rPr>
-        <w:t xml:space="preserve">, o Fenicia, una región que está al norte de </w:t>
-      </w:r>
-      <w:hyperlink r:id="rId26">
-        <w:r>
-          <w:rPr>
-            <w:lang w:val="es_ES" w:bidi="es_ES"/>
-          </w:rPr>
-          <w:rPr>
-            <w:color w:val="0000EE"/>
-            <w:u w:val="single"/>
-          </w:rPr>
-          <w:t>Israel</w:t>
-        </w:r>
-      </w:hyperlink>
-      <w:r>
-        <w:rPr>
-          <w:lang w:val="es_ES" w:bidi="es_ES"/>
-        </w:rPr>
-        <w:t xml:space="preserve">. Tiro está ubicada en la costa del mar Mediterráneo. Hoy, esta ciudad es parte del país que ahora conocemos como Líbano. Durante la época de Jesús, Tiro era una ciudad importante en la región porque las personas en Fenicia eran buenas construyendo barcos y navegando a otros países en sus barcos para comprar y vender bienes. Tiro no era parte de Israel, y el pueblo </w:t>
-      </w:r>
-      <w:r>
-        <w:rPr>
-          <w:b/>
-          <w:lang w:val="es_ES" w:bidi="es_ES"/>
-        </w:rPr>
-        <w:t>judío</w:t>
-      </w:r>
-      <w:r>
-        <w:rPr>
-          <w:lang w:val="es_ES" w:bidi="es_ES"/>
-        </w:rPr>
-        <w:t xml:space="preserve"> sabía que el pueblo de Tiro era inmoral y no seguía las leyes de Dios. Los </w:t>
-      </w:r>
-      <w:hyperlink r:id="rId44">
-        <w:r>
-          <w:rPr>
-            <w:lang w:val="es_ES" w:bidi="es_ES"/>
-          </w:rPr>
-          <w:rPr>
-            <w:color w:val="0000EE"/>
-            <w:u w:val="single"/>
-          </w:rPr>
-          <w:t>profetas</w:t>
-        </w:r>
-      </w:hyperlink>
-      <w:r>
-        <w:rPr>
-          <w:lang w:val="es_ES" w:bidi="es_ES"/>
-        </w:rPr>
-        <w:t xml:space="preserve"> </w:t>
-      </w:r>
-      <w:r>
-        <w:rPr>
-          <w:b/>
           <w:lang w:val="es_ES" w:bidi="es_ES"/>
         </w:rPr>
         <w:t>israelitas</w:t>
